--- a/Soc2Type2-chatgpt/Review_Output_2026-10-12_Final/01_Reviewed_Policies/07 - HR-Hiring Procedure.docx
+++ b/Soc2Type2-chatgpt/Review_Output_2026-10-12_Final/01_Reviewed_Policies/07 - HR-Hiring Procedure.docx
@@ -5,984 +5,119 @@
   <w:body>
     <w:p>
       <w:pPr>
-        <w:widowControl w:val="1"/>
-        <w:spacing w:after="0" w:line="240" w:lineRule="auto"/>
-        <w:rPr>
-          <w:rFonts w:ascii="Arial" w:cs="Arial" w:eastAsia="Arial" w:hAnsi="Arial"/>
-          <w:sz w:val="20"/>
-          <w:szCs w:val="20"/>
-        </w:rPr>
+        <w:jc w:val="center"/>
       </w:pPr>
       <w:r>
         <w:rPr>
-          <w:rtl w:val="0"/>
+          <w:b/>
+          <w:sz w:val="18"/>
         </w:rPr>
+        <w:t>DRAFT — OWNER VALIDATION AND AUTHORIZED APPROVAL REQUIRED</w:t>
       </w:r>
     </w:p>
     <w:p>
       <w:pPr>
-        <w:widowControl w:val="1"/>
-        <w:spacing w:after="0" w:line="240" w:lineRule="auto"/>
-        <w:rPr>
-          <w:rFonts w:ascii="Arial" w:cs="Arial" w:eastAsia="Arial" w:hAnsi="Arial"/>
-          <w:sz w:val="20"/>
-          <w:szCs w:val="20"/>
-        </w:rPr>
+        <w:pStyle w:val="Title"/>
+        <w:jc w:val="center"/>
       </w:pPr>
       <w:r>
-        <w:rPr>
-          <w:rtl w:val="0"/>
-        </w:rPr>
-      </w:r>
-    </w:p>
-    <w:p>
-      <w:pPr>
-        <w:widowControl w:val="1"/>
-        <w:spacing w:after="0" w:line="240" w:lineRule="auto"/>
-        <w:rPr>
-          <w:rFonts w:ascii="Verdana" w:cs="Verdana" w:eastAsia="Verdana" w:hAnsi="Verdana"/>
-          <w:b w:val="1"/>
-          <w:sz w:val="20"/>
-          <w:szCs w:val="20"/>
-        </w:rPr>
-      </w:pPr>
-      <w:r>
-        <w:rPr>
-          <w:rtl w:val="0"/>
-        </w:rPr>
-      </w:r>
-    </w:p>
-    <w:p>
-      <w:pPr>
-        <w:widowControl w:val="1"/>
-        <w:pBdr>
-          <w:bottom w:color="000000" w:space="2" w:sz="18" w:val="single"/>
-        </w:pBdr>
-        <w:shd w:fill="000099" w:val="clear"/>
-        <w:tabs>
-          <w:tab w:val="left" w:leader="none" w:pos="600"/>
-        </w:tabs>
-        <w:spacing w:after="0" w:line="240" w:lineRule="auto"/>
-        <w:ind w:left="720" w:firstLine="0"/>
-        <w:jc w:val="center"/>
-        <w:rPr>
-          <w:rFonts w:ascii="Verdana" w:cs="Verdana" w:eastAsia="Verdana" w:hAnsi="Verdana"/>
-          <w:b w:val="1"/>
-          <w:color w:val="ffffff"/>
-          <w:sz w:val="32"/>
-          <w:szCs w:val="32"/>
-        </w:rPr>
-      </w:pPr>
-      <w:r>
-        <w:rPr>
-          <w:rFonts w:ascii="Verdana" w:cs="Verdana" w:eastAsia="Verdana" w:hAnsi="Verdana"/>
-          <w:b w:val="1"/>
-          <w:color w:val="ffffff"/>
-          <w:sz w:val="32"/>
-          <w:szCs w:val="32"/>
-          <w:rtl w:val="0"/>
-        </w:rPr>
-        <w:t xml:space="preserve">HIRING PROCEDURE</w:t>
-      </w:r>
-    </w:p>
-    <w:p>
-      <w:pPr>
-        <w:widowControl w:val="1"/>
-        <w:spacing w:after="0" w:line="240" w:lineRule="auto"/>
-        <w:jc w:val="center"/>
-        <w:rPr>
-          <w:rFonts w:ascii="Verdana" w:cs="Verdana" w:eastAsia="Verdana" w:hAnsi="Verdana"/>
-          <w:b w:val="1"/>
-          <w:sz w:val="20"/>
-          <w:szCs w:val="20"/>
-        </w:rPr>
-      </w:pPr>
-      <w:r>
-        <w:rPr>
-          <w:rtl w:val="0"/>
-        </w:rPr>
-      </w:r>
-    </w:p>
-    <w:p>
-      <w:pPr>
-        <w:widowControl w:val="1"/>
-        <w:spacing w:after="0" w:line="240" w:lineRule="auto"/>
-        <w:jc w:val="center"/>
-        <w:rPr>
-          <w:rFonts w:ascii="Verdana" w:cs="Verdana" w:eastAsia="Verdana" w:hAnsi="Verdana"/>
-          <w:b w:val="1"/>
-          <w:sz w:val="20"/>
-          <w:szCs w:val="20"/>
-        </w:rPr>
-      </w:pPr>
-      <w:r>
-        <w:rPr>
-          <w:rtl w:val="0"/>
-        </w:rPr>
-      </w:r>
-    </w:p>
-    <w:p>
-      <w:pPr>
-        <w:widowControl w:val="1"/>
-        <w:spacing w:after="0" w:line="240" w:lineRule="auto"/>
-        <w:jc w:val="center"/>
-        <w:rPr>
-          <w:rFonts w:ascii="Verdana" w:cs="Verdana" w:eastAsia="Verdana" w:hAnsi="Verdana"/>
-          <w:b w:val="1"/>
-          <w:sz w:val="20"/>
-          <w:szCs w:val="20"/>
-        </w:rPr>
-      </w:pPr>
-      <w:r>
-        <w:rPr>
-          <w:rtl w:val="0"/>
-        </w:rPr>
-      </w:r>
-    </w:p>
-    <w:p>
-      <w:pPr>
-        <w:widowControl w:val="1"/>
-        <w:spacing w:after="0" w:line="240" w:lineRule="auto"/>
-        <w:jc w:val="center"/>
-        <w:rPr>
-          <w:rFonts w:ascii="Verdana" w:cs="Verdana" w:eastAsia="Verdana" w:hAnsi="Verdana"/>
-          <w:b w:val="1"/>
-          <w:sz w:val="20"/>
-          <w:szCs w:val="20"/>
-        </w:rPr>
-      </w:pPr>
-      <w:r>
-        <w:rPr>
-          <w:rtl w:val="0"/>
-        </w:rPr>
-      </w:r>
-    </w:p>
-    <w:p>
-      <w:pPr>
-        <w:widowControl w:val="1"/>
-        <w:spacing w:after="0" w:line="240" w:lineRule="auto"/>
-        <w:jc w:val="center"/>
-        <w:rPr>
-          <w:rFonts w:ascii="Verdana" w:cs="Verdana" w:eastAsia="Verdana" w:hAnsi="Verdana"/>
-          <w:b w:val="1"/>
-          <w:sz w:val="20"/>
-          <w:szCs w:val="20"/>
-        </w:rPr>
-      </w:pPr>
-      <w:r>
-        <w:rPr>
-          <w:rtl w:val="0"/>
-        </w:rPr>
-      </w:r>
-    </w:p>
-    <w:p>
-      <w:pPr>
-        <w:widowControl w:val="1"/>
-        <w:spacing w:after="0" w:line="240" w:lineRule="auto"/>
-        <w:jc w:val="center"/>
-        <w:rPr>
-          <w:rFonts w:ascii="Verdana" w:cs="Verdana" w:eastAsia="Verdana" w:hAnsi="Verdana"/>
-          <w:b w:val="1"/>
-          <w:sz w:val="20"/>
-          <w:szCs w:val="20"/>
-        </w:rPr>
-      </w:pPr>
-      <w:r>
-        <w:rPr>
-          <w:rtl w:val="0"/>
-        </w:rPr>
-      </w:r>
-    </w:p>
-    <w:p>
-      <w:pPr>
-        <w:spacing w:after="0" w:line="240" w:lineRule="auto"/>
-        <w:jc w:val="center"/>
-        <w:rPr>
-          <w:rFonts w:ascii="Verdana" w:cs="Verdana" w:eastAsia="Verdana" w:hAnsi="Verdana"/>
-          <w:b w:val="1"/>
-          <w:sz w:val="20"/>
-          <w:szCs w:val="20"/>
-        </w:rPr>
-      </w:pPr>
-      <w:r>
-        <w:rPr>
-          <w:rFonts w:ascii="Helvetica Neue" w:cs="Helvetica Neue" w:eastAsia="Helvetica Neue" w:hAnsi="Helvetica Neue"/>
-          <w:sz w:val="22"/>
-          <w:szCs w:val="22"/>
-        </w:rPr>
-        <w:drawing>
-          <wp:inline distB="114300" distT="114300" distL="114300" distR="114300">
-            <wp:extent cx="1440000" cy="556800"/>
-            <wp:effectExtent b="0" l="0" r="0" t="0"/>
-            <wp:docPr id="191" name="image1.png"/>
-            <a:graphic>
-              <a:graphicData uri="http://schemas.openxmlformats.org/drawingml/2006/picture">
-                <pic:pic>
-                  <pic:nvPicPr>
-                    <pic:cNvPr id="0" name="image1.png"/>
-                    <pic:cNvPicPr preferRelativeResize="0"/>
-                  </pic:nvPicPr>
-                  <pic:blipFill>
-                    <a:blip r:embed="rId7"/>
-                    <a:srcRect b="0" l="0" r="0" t="0"/>
-                    <a:stretch>
-                      <a:fillRect/>
-                    </a:stretch>
-                  </pic:blipFill>
-                  <pic:spPr>
-                    <a:xfrm>
-                      <a:off x="0" y="0"/>
-                      <a:ext cx="1440000" cy="556800"/>
-                    </a:xfrm>
-                    <a:prstGeom prst="rect"/>
-                    <a:ln/>
-                  </pic:spPr>
-                </pic:pic>
-              </a:graphicData>
-            </a:graphic>
-          </wp:inline>
-        </w:drawing>
-      </w:r>
-      <w:r>
-        <w:rPr>
-          <w:rtl w:val="0"/>
-        </w:rPr>
-      </w:r>
-    </w:p>
-    <w:p>
-      <w:pPr>
-        <w:widowControl w:val="1"/>
-        <w:spacing w:after="0" w:line="240" w:lineRule="auto"/>
-        <w:jc w:val="center"/>
-        <w:rPr>
-          <w:rFonts w:ascii="Verdana" w:cs="Verdana" w:eastAsia="Verdana" w:hAnsi="Verdana"/>
-          <w:b w:val="1"/>
-          <w:sz w:val="20"/>
-          <w:szCs w:val="20"/>
-        </w:rPr>
-      </w:pPr>
-      <w:r>
-        <w:rPr>
-          <w:rtl w:val="0"/>
-        </w:rPr>
-      </w:r>
-    </w:p>
-    <w:p>
-      <w:pPr>
-        <w:widowControl w:val="1"/>
-        <w:spacing w:after="0" w:line="240" w:lineRule="auto"/>
-        <w:jc w:val="center"/>
-        <w:rPr>
-          <w:rFonts w:ascii="Verdana" w:cs="Verdana" w:eastAsia="Verdana" w:hAnsi="Verdana"/>
-          <w:b w:val="1"/>
-          <w:sz w:val="20"/>
-          <w:szCs w:val="20"/>
-        </w:rPr>
-      </w:pPr>
-      <w:r>
-        <w:rPr>
-          <w:rtl w:val="0"/>
-        </w:rPr>
-      </w:r>
-    </w:p>
-    <w:p>
-      <w:pPr>
-        <w:widowControl w:val="1"/>
-        <w:spacing w:after="0" w:line="240" w:lineRule="auto"/>
-        <w:jc w:val="center"/>
-        <w:rPr>
-          <w:rFonts w:ascii="Verdana" w:cs="Verdana" w:eastAsia="Verdana" w:hAnsi="Verdana"/>
-          <w:b w:val="1"/>
-          <w:sz w:val="20"/>
-          <w:szCs w:val="20"/>
-        </w:rPr>
-      </w:pPr>
-      <w:r>
-        <w:rPr>
-          <w:rtl w:val="0"/>
-        </w:rPr>
-      </w:r>
-    </w:p>
-    <w:p>
-      <w:pPr>
-        <w:widowControl w:val="1"/>
-        <w:spacing w:after="0" w:line="240" w:lineRule="auto"/>
-        <w:jc w:val="center"/>
-        <w:rPr>
-          <w:rFonts w:ascii="Verdana" w:cs="Verdana" w:eastAsia="Verdana" w:hAnsi="Verdana"/>
-          <w:b w:val="1"/>
-          <w:sz w:val="20"/>
-          <w:szCs w:val="20"/>
-        </w:rPr>
-      </w:pPr>
-      <w:r>
-        <w:rPr>
-          <w:rtl w:val="0"/>
-        </w:rPr>
-      </w:r>
-    </w:p>
-    <w:p>
-      <w:pPr>
-        <w:widowControl w:val="1"/>
-        <w:pBdr>
-          <w:top w:color="000000" w:space="0" w:sz="0" w:val="none"/>
-          <w:left w:color="000000" w:space="0" w:sz="0" w:val="none"/>
-          <w:bottom w:color="000000" w:space="0" w:sz="0" w:val="none"/>
-          <w:right w:color="000000" w:space="0" w:sz="0" w:val="none"/>
-          <w:between w:color="000000" w:space="0" w:sz="0" w:val="none"/>
-        </w:pBdr>
-        <w:spacing w:after="0" w:line="240" w:lineRule="auto"/>
-        <w:jc w:val="center"/>
-        <w:rPr>
-          <w:rFonts w:ascii="Verdana" w:cs="Verdana" w:eastAsia="Verdana" w:hAnsi="Verdana"/>
-          <w:b w:val="1"/>
-        </w:rPr>
-      </w:pPr>
-      <w:r>
-        <w:rPr>
-          <w:rFonts w:ascii="Verdana" w:cs="Verdana" w:eastAsia="Verdana" w:hAnsi="Verdana"/>
-          <w:b w:val="1"/>
-          <w:rtl w:val="0"/>
-        </w:rPr>
-        <w:t xml:space="preserve">Revision History </w:t>
-      </w:r>
-    </w:p>
-    <w:p>
-      <w:pPr>
-        <w:widowControl w:val="1"/>
-        <w:pBdr>
-          <w:top w:color="000000" w:space="0" w:sz="0" w:val="none"/>
-          <w:left w:color="000000" w:space="0" w:sz="0" w:val="none"/>
-          <w:bottom w:color="000000" w:space="0" w:sz="0" w:val="none"/>
-          <w:right w:color="000000" w:space="0" w:sz="0" w:val="none"/>
-          <w:between w:color="000000" w:space="0" w:sz="0" w:val="none"/>
-        </w:pBdr>
-        <w:spacing w:after="0" w:line="240" w:lineRule="auto"/>
-        <w:jc w:val="center"/>
-        <w:rPr>
-          <w:rFonts w:ascii="Verdana" w:cs="Verdana" w:eastAsia="Verdana" w:hAnsi="Verdana"/>
-        </w:rPr>
-      </w:pPr>
-      <w:r>
-        <w:rPr>
-          <w:rtl w:val="0"/>
-        </w:rPr>
+        <w:t>HIRING PROCEDURE</w:t>
       </w:r>
     </w:p>
     <w:tbl>
       <w:tblPr>
-        <w:tblStyle w:val="Table1"/>
-        <w:tblW w:w="9900.0" w:type="dxa"/>
-        <w:jc w:val="center"/>
-        <w:tblBorders>
-          <w:top w:color="000000" w:space="0" w:sz="8" w:val="single"/>
-          <w:left w:color="000000" w:space="0" w:sz="8" w:val="single"/>
-          <w:bottom w:color="000000" w:space="0" w:sz="8" w:val="single"/>
-          <w:right w:color="000000" w:space="0" w:sz="8" w:val="single"/>
-          <w:insideH w:color="000000" w:space="0" w:sz="8" w:val="single"/>
-          <w:insideV w:color="000000" w:space="0" w:sz="8" w:val="single"/>
-        </w:tblBorders>
-        <w:tblLayout w:type="fixed"/>
-        <w:tblLook w:val="0600"/>
+        <w:tblStyle w:val="TableGrid"/>
+        <w:tblW w:type="auto" w:w="0"/>
+        <w:tblLook w:firstColumn="1" w:firstRow="1" w:lastColumn="0" w:lastRow="0" w:noHBand="0" w:noVBand="1" w:val="04A0"/>
       </w:tblPr>
       <w:tblGrid>
-        <w:gridCol w:w="1440"/>
-        <w:gridCol w:w="1875"/>
-        <w:gridCol w:w="2790"/>
-        <w:gridCol w:w="3795"/>
-        <w:tblGridChange w:id="0">
-          <w:tblGrid>
-            <w:gridCol w:w="1440"/>
-            <w:gridCol w:w="1875"/>
-            <w:gridCol w:w="2790"/>
-            <w:gridCol w:w="3795"/>
-          </w:tblGrid>
-        </w:tblGridChange>
+        <w:gridCol w:w="4961"/>
+        <w:gridCol w:w="4961"/>
       </w:tblGrid>
       <w:tr>
-        <w:trPr>
-          <w:cantSplit w:val="0"/>
-          <w:tblHeader w:val="0"/>
-        </w:trPr>
         <w:tc>
           <w:tcPr>
-            <w:tcBorders>
-              <w:top w:color="000000" w:space="0" w:sz="4" w:val="single"/>
-              <w:left w:color="000000" w:space="0" w:sz="4" w:val="single"/>
-              <w:bottom w:color="000000" w:space="0" w:sz="4" w:val="single"/>
-              <w:right w:color="000000" w:space="0" w:sz="4" w:val="single"/>
-            </w:tcBorders>
-            <w:shd w:fill="00a2ff" w:val="clear"/>
-            <w:tcMar>
-              <w:top w:w="0.0" w:type="dxa"/>
-              <w:left w:w="108.0" w:type="dxa"/>
-              <w:bottom w:w="0.0" w:type="dxa"/>
-              <w:right w:w="108.0" w:type="dxa"/>
-            </w:tcMar>
+            <w:tcW w:type="dxa" w:w="4961"/>
           </w:tcPr>
           <w:p>
-            <w:pPr>
-              <w:jc w:val="center"/>
-              <w:rPr>
-                <w:rFonts w:ascii="Verdana" w:cs="Verdana" w:eastAsia="Verdana" w:hAnsi="Verdana"/>
-                <w:b w:val="1"/>
-                <w:color w:val="ffffff"/>
-              </w:rPr>
-            </w:pPr>
             <w:r>
-              <w:rPr>
-                <w:rFonts w:ascii="Verdana" w:cs="Verdana" w:eastAsia="Verdana" w:hAnsi="Verdana"/>
-                <w:b w:val="1"/>
-                <w:color w:val="ffffff"/>
-                <w:rtl w:val="0"/>
-              </w:rPr>
-              <w:t xml:space="preserve">Version</w:t>
+              <w:t>Document owner</w:t>
             </w:r>
           </w:p>
         </w:tc>
         <w:tc>
           <w:tcPr>
-            <w:tcBorders>
-              <w:top w:color="000000" w:space="0" w:sz="4" w:val="single"/>
-              <w:left w:color="000000" w:space="0" w:sz="4" w:val="single"/>
-              <w:bottom w:color="000000" w:space="0" w:sz="4" w:val="single"/>
-              <w:right w:color="000000" w:space="0" w:sz="4" w:val="single"/>
-            </w:tcBorders>
-            <w:shd w:fill="00a2ff" w:val="clear"/>
-            <w:tcMar>
-              <w:top w:w="0.0" w:type="dxa"/>
-              <w:left w:w="108.0" w:type="dxa"/>
-              <w:bottom w:w="0.0" w:type="dxa"/>
-              <w:right w:w="108.0" w:type="dxa"/>
-            </w:tcMar>
+            <w:tcW w:type="dxa" w:w="4961"/>
           </w:tcPr>
           <w:p>
-            <w:pPr>
-              <w:jc w:val="center"/>
-              <w:rPr>
-                <w:rFonts w:ascii="Verdana" w:cs="Verdana" w:eastAsia="Verdana" w:hAnsi="Verdana"/>
-                <w:b w:val="1"/>
-                <w:color w:val="ffffff"/>
-              </w:rPr>
-            </w:pPr>
             <w:r>
-              <w:rPr>
-                <w:rFonts w:ascii="Verdana" w:cs="Verdana" w:eastAsia="Verdana" w:hAnsi="Verdana"/>
-                <w:b w:val="1"/>
-                <w:color w:val="ffffff"/>
-                <w:rtl w:val="0"/>
-              </w:rPr>
-              <w:t xml:space="preserve">Date</w:t>
+              <w:t>Assign by management</w:t>
+            </w:r>
+          </w:p>
+        </w:tc>
+      </w:tr>
+      <w:tr>
+        <w:tc>
+          <w:tcPr>
+            <w:tcW w:type="dxa" w:w="4961"/>
+          </w:tcPr>
+          <w:p>
+            <w:r>
+              <w:t>Version</w:t>
             </w:r>
           </w:p>
         </w:tc>
         <w:tc>
           <w:tcPr>
-            <w:tcBorders>
-              <w:top w:color="000000" w:space="0" w:sz="4" w:val="single"/>
-              <w:left w:color="000000" w:space="0" w:sz="4" w:val="single"/>
-              <w:bottom w:color="000000" w:space="0" w:sz="4" w:val="single"/>
-              <w:right w:color="000000" w:space="0" w:sz="4" w:val="single"/>
-            </w:tcBorders>
-            <w:shd w:fill="00a2ff" w:val="clear"/>
-            <w:tcMar>
-              <w:top w:w="0.0" w:type="dxa"/>
-              <w:left w:w="108.0" w:type="dxa"/>
-              <w:bottom w:w="0.0" w:type="dxa"/>
-              <w:right w:w="108.0" w:type="dxa"/>
-            </w:tcMar>
+            <w:tcW w:type="dxa" w:w="4961"/>
           </w:tcPr>
           <w:p>
-            <w:pPr>
-              <w:jc w:val="center"/>
-              <w:rPr>
-                <w:rFonts w:ascii="Verdana" w:cs="Verdana" w:eastAsia="Verdana" w:hAnsi="Verdana"/>
-                <w:b w:val="1"/>
-                <w:color w:val="ffffff"/>
-              </w:rPr>
-            </w:pPr>
             <w:r>
-              <w:rPr>
-                <w:rFonts w:ascii="Verdana" w:cs="Verdana" w:eastAsia="Verdana" w:hAnsi="Verdana"/>
-                <w:b w:val="1"/>
-                <w:color w:val="ffffff"/>
-                <w:rtl w:val="0"/>
-              </w:rPr>
-              <w:t xml:space="preserve">Revision Author</w:t>
+              <w:t>Assign after review</w:t>
+            </w:r>
+          </w:p>
+        </w:tc>
+      </w:tr>
+      <w:tr>
+        <w:tc>
+          <w:tcPr>
+            <w:tcW w:type="dxa" w:w="4961"/>
+          </w:tcPr>
+          <w:p>
+            <w:r>
+              <w:t>Effective date</w:t>
             </w:r>
           </w:p>
         </w:tc>
         <w:tc>
           <w:tcPr>
-            <w:tcBorders>
-              <w:top w:color="000000" w:space="0" w:sz="4" w:val="single"/>
-              <w:left w:color="000000" w:space="0" w:sz="4" w:val="single"/>
-              <w:bottom w:color="000000" w:space="0" w:sz="4" w:val="single"/>
-              <w:right w:color="000000" w:space="0" w:sz="4" w:val="single"/>
-            </w:tcBorders>
-            <w:shd w:fill="00a2ff" w:val="clear"/>
-            <w:tcMar>
-              <w:top w:w="0.0" w:type="dxa"/>
-              <w:left w:w="108.0" w:type="dxa"/>
-              <w:bottom w:w="0.0" w:type="dxa"/>
-              <w:right w:w="108.0" w:type="dxa"/>
-            </w:tcMar>
+            <w:tcW w:type="dxa" w:w="4961"/>
           </w:tcPr>
           <w:p>
-            <w:pPr>
-              <w:jc w:val="center"/>
-              <w:rPr>
-                <w:rFonts w:ascii="Verdana" w:cs="Verdana" w:eastAsia="Verdana" w:hAnsi="Verdana"/>
-                <w:b w:val="1"/>
-                <w:color w:val="ffffff"/>
-              </w:rPr>
-            </w:pPr>
             <w:r>
-              <w:rPr>
-                <w:rFonts w:ascii="Verdana" w:cs="Verdana" w:eastAsia="Verdana" w:hAnsi="Verdana"/>
-                <w:b w:val="1"/>
-                <w:color w:val="ffffff"/>
-                <w:rtl w:val="0"/>
-              </w:rPr>
-              <w:t xml:space="preserve">Summary of Changes</w:t>
+              <w:t>Enter actual authorized date; do not backdate</w:t>
             </w:r>
           </w:p>
         </w:tc>
       </w:tr>
       <w:tr>
-        <w:trPr>
-          <w:cantSplit w:val="0"/>
-          <w:tblHeader w:val="0"/>
-        </w:trPr>
         <w:tc>
           <w:tcPr>
-            <w:shd w:fill="auto" w:val="clear"/>
-            <w:tcMar>
-              <w:top w:w="100.0" w:type="dxa"/>
-              <w:left w:w="100.0" w:type="dxa"/>
-              <w:bottom w:w="100.0" w:type="dxa"/>
-              <w:right w:w="100.0" w:type="dxa"/>
-            </w:tcMar>
-            <w:vAlign w:val="top"/>
+            <w:tcW w:type="dxa" w:w="4961"/>
           </w:tcPr>
           <w:p>
-            <w:pPr>
-              <w:widowControl w:val="0"/>
-              <w:pBdr>
-                <w:top w:color="auto" w:space="0" w:sz="0" w:val="none"/>
-                <w:left w:color="auto" w:space="0" w:sz="0" w:val="none"/>
-                <w:bottom w:color="auto" w:space="0" w:sz="0" w:val="none"/>
-                <w:right w:color="auto" w:space="0" w:sz="0" w:val="none"/>
-                <w:between w:color="auto" w:space="0" w:sz="0" w:val="none"/>
-              </w:pBdr>
-              <w:ind w:left="0"/>
-              <w:rPr>
-                <w:rFonts w:ascii="Verdana" w:cs="Verdana" w:eastAsia="Verdana" w:hAnsi="Verdana"/>
-              </w:rPr>
-            </w:pPr>
             <w:r>
-              <w:rPr>
-                <w:rFonts w:ascii="Verdana" w:cs="Verdana" w:eastAsia="Verdana" w:hAnsi="Verdana"/>
-                <w:rtl w:val="0"/>
-              </w:rPr>
-              <w:t xml:space="preserve">1.2</w:t>
+              <w:t>Approved by</w:t>
             </w:r>
           </w:p>
         </w:tc>
         <w:tc>
           <w:tcPr>
-            <w:shd w:fill="auto" w:val="clear"/>
-            <w:tcMar>
-              <w:top w:w="100.0" w:type="dxa"/>
-              <w:left w:w="100.0" w:type="dxa"/>
-              <w:bottom w:w="100.0" w:type="dxa"/>
-              <w:right w:w="100.0" w:type="dxa"/>
-            </w:tcMar>
-            <w:vAlign w:val="top"/>
+            <w:tcW w:type="dxa" w:w="4961"/>
           </w:tcPr>
           <w:p>
-            <w:pPr>
-              <w:widowControl w:val="0"/>
-              <w:pBdr>
-                <w:top w:color="auto" w:space="0" w:sz="0" w:val="none"/>
-                <w:left w:color="auto" w:space="0" w:sz="0" w:val="none"/>
-                <w:bottom w:color="auto" w:space="0" w:sz="0" w:val="none"/>
-                <w:right w:color="auto" w:space="0" w:sz="0" w:val="none"/>
-                <w:between w:color="auto" w:space="0" w:sz="0" w:val="none"/>
-              </w:pBdr>
-              <w:ind w:left="0"/>
-              <w:rPr>
-                <w:rFonts w:ascii="Verdana" w:cs="Verdana" w:eastAsia="Verdana" w:hAnsi="Verdana"/>
-              </w:rPr>
-            </w:pPr>
             <w:r>
-              <w:rPr>
-                <w:rFonts w:ascii="Verdana" w:cs="Verdana" w:eastAsia="Verdana" w:hAnsi="Verdana"/>
-                <w:rtl w:val="0"/>
-              </w:rPr>
-              <w:t xml:space="preserve">10th June 2025</w:t>
-            </w:r>
-          </w:p>
-        </w:tc>
-        <w:tc>
-          <w:tcPr>
-            <w:shd w:fill="auto" w:val="clear"/>
-            <w:tcMar>
-              <w:top w:w="100.0" w:type="dxa"/>
-              <w:left w:w="100.0" w:type="dxa"/>
-              <w:bottom w:w="100.0" w:type="dxa"/>
-              <w:right w:w="100.0" w:type="dxa"/>
-            </w:tcMar>
-            <w:vAlign w:val="top"/>
-          </w:tcPr>
-          <w:p>
-            <w:pPr>
-              <w:widowControl w:val="0"/>
-              <w:pBdr>
-                <w:top w:color="auto" w:space="0" w:sz="0" w:val="none"/>
-                <w:left w:color="auto" w:space="0" w:sz="0" w:val="none"/>
-                <w:bottom w:color="auto" w:space="0" w:sz="0" w:val="none"/>
-                <w:right w:color="auto" w:space="0" w:sz="0" w:val="none"/>
-                <w:between w:color="auto" w:space="0" w:sz="0" w:val="none"/>
-              </w:pBdr>
-              <w:ind w:left="0"/>
-              <w:rPr>
-                <w:rFonts w:ascii="Verdana" w:cs="Verdana" w:eastAsia="Verdana" w:hAnsi="Verdana"/>
-              </w:rPr>
-            </w:pPr>
-            <w:r>
-              <w:rPr>
-                <w:rFonts w:ascii="Verdana" w:cs="Verdana" w:eastAsia="Verdana" w:hAnsi="Verdana"/>
-                <w:rtl w:val="0"/>
-              </w:rPr>
-              <w:t xml:space="preserve">Nisha Jaiswal</w:t>
-            </w:r>
-          </w:p>
-        </w:tc>
-        <w:tc>
-          <w:tcPr>
-            <w:shd w:fill="auto" w:val="clear"/>
-            <w:tcMar>
-              <w:top w:w="100.0" w:type="dxa"/>
-              <w:left w:w="100.0" w:type="dxa"/>
-              <w:bottom w:w="100.0" w:type="dxa"/>
-              <w:right w:w="100.0" w:type="dxa"/>
-            </w:tcMar>
-            <w:vAlign w:val="top"/>
-          </w:tcPr>
-          <w:p>
-            <w:pPr>
-              <w:widowControl w:val="0"/>
-              <w:pBdr>
-                <w:top w:color="auto" w:space="0" w:sz="0" w:val="none"/>
-                <w:left w:color="auto" w:space="0" w:sz="0" w:val="none"/>
-                <w:bottom w:color="auto" w:space="0" w:sz="0" w:val="none"/>
-                <w:right w:color="auto" w:space="0" w:sz="0" w:val="none"/>
-                <w:between w:color="auto" w:space="0" w:sz="0" w:val="none"/>
-              </w:pBdr>
-              <w:ind w:left="0"/>
-              <w:rPr>
-                <w:rFonts w:ascii="Verdana" w:cs="Verdana" w:eastAsia="Verdana" w:hAnsi="Verdana"/>
-              </w:rPr>
-            </w:pPr>
-            <w:r>
-              <w:rPr>
-                <w:rFonts w:ascii="Verdana" w:cs="Verdana" w:eastAsia="Verdana" w:hAnsi="Verdana"/>
-                <w:rtl w:val="0"/>
-              </w:rPr>
-              <w:t xml:space="preserve">Yearly review for any updates.</w:t>
-            </w:r>
-          </w:p>
-        </w:tc>
-      </w:tr>
-      <w:tr>
-        <w:trPr>
-          <w:cantSplit w:val="0"/>
-          <w:tblHeader w:val="0"/>
-        </w:trPr>
-        <w:tc>
-          <w:tcPr>
-            <w:shd w:fill="auto" w:val="clear"/>
-            <w:tcMar>
-              <w:top w:w="100.0" w:type="dxa"/>
-              <w:left w:w="100.0" w:type="dxa"/>
-              <w:bottom w:w="100.0" w:type="dxa"/>
-              <w:right w:w="100.0" w:type="dxa"/>
-            </w:tcMar>
-            <w:vAlign w:val="top"/>
-          </w:tcPr>
-          <w:p>
-            <w:pPr>
-              <w:widowControl w:val="0"/>
-              <w:pBdr>
-                <w:top w:color="auto" w:space="0" w:sz="0" w:val="none"/>
-                <w:left w:color="auto" w:space="0" w:sz="0" w:val="none"/>
-                <w:bottom w:color="auto" w:space="0" w:sz="0" w:val="none"/>
-                <w:right w:color="auto" w:space="0" w:sz="0" w:val="none"/>
-                <w:between w:color="auto" w:space="0" w:sz="0" w:val="none"/>
-              </w:pBdr>
-              <w:ind w:left="0"/>
-              <w:rPr>
-                <w:rFonts w:ascii="Verdana" w:cs="Verdana" w:eastAsia="Verdana" w:hAnsi="Verdana"/>
-              </w:rPr>
-            </w:pPr>
-            <w:r>
-              <w:rPr>
-                <w:rFonts w:ascii="Verdana" w:cs="Verdana" w:eastAsia="Verdana" w:hAnsi="Verdana"/>
-                <w:rtl w:val="0"/>
-              </w:rPr>
-              <w:t xml:space="preserve">1.1</w:t>
-            </w:r>
-          </w:p>
-        </w:tc>
-        <w:tc>
-          <w:tcPr>
-            <w:shd w:fill="auto" w:val="clear"/>
-            <w:tcMar>
-              <w:top w:w="100.0" w:type="dxa"/>
-              <w:left w:w="100.0" w:type="dxa"/>
-              <w:bottom w:w="100.0" w:type="dxa"/>
-              <w:right w:w="100.0" w:type="dxa"/>
-            </w:tcMar>
-            <w:vAlign w:val="top"/>
-          </w:tcPr>
-          <w:p>
-            <w:pPr>
-              <w:widowControl w:val="0"/>
-              <w:pBdr>
-                <w:top w:color="auto" w:space="0" w:sz="0" w:val="none"/>
-                <w:left w:color="auto" w:space="0" w:sz="0" w:val="none"/>
-                <w:bottom w:color="auto" w:space="0" w:sz="0" w:val="none"/>
-                <w:right w:color="auto" w:space="0" w:sz="0" w:val="none"/>
-                <w:between w:color="auto" w:space="0" w:sz="0" w:val="none"/>
-              </w:pBdr>
-              <w:ind w:left="0"/>
-              <w:rPr>
-                <w:rFonts w:ascii="Verdana" w:cs="Verdana" w:eastAsia="Verdana" w:hAnsi="Verdana"/>
-              </w:rPr>
-            </w:pPr>
-            <w:r>
-              <w:rPr>
-                <w:rFonts w:ascii="Verdana" w:cs="Verdana" w:eastAsia="Verdana" w:hAnsi="Verdana"/>
-                <w:rtl w:val="0"/>
-              </w:rPr>
-              <w:t xml:space="preserve">16th June 2025</w:t>
-            </w:r>
-          </w:p>
-        </w:tc>
-        <w:tc>
-          <w:tcPr>
-            <w:shd w:fill="auto" w:val="clear"/>
-            <w:tcMar>
-              <w:top w:w="100.0" w:type="dxa"/>
-              <w:left w:w="100.0" w:type="dxa"/>
-              <w:bottom w:w="100.0" w:type="dxa"/>
-              <w:right w:w="100.0" w:type="dxa"/>
-            </w:tcMar>
-            <w:vAlign w:val="top"/>
-          </w:tcPr>
-          <w:p>
-            <w:pPr>
-              <w:widowControl w:val="0"/>
-              <w:pBdr>
-                <w:top w:color="auto" w:space="0" w:sz="0" w:val="none"/>
-                <w:left w:color="auto" w:space="0" w:sz="0" w:val="none"/>
-                <w:bottom w:color="auto" w:space="0" w:sz="0" w:val="none"/>
-                <w:right w:color="auto" w:space="0" w:sz="0" w:val="none"/>
-                <w:between w:color="auto" w:space="0" w:sz="0" w:val="none"/>
-              </w:pBdr>
-              <w:ind w:left="0"/>
-              <w:rPr>
-                <w:rFonts w:ascii="Verdana" w:cs="Verdana" w:eastAsia="Verdana" w:hAnsi="Verdana"/>
-              </w:rPr>
-            </w:pPr>
-            <w:r>
-              <w:rPr>
-                <w:rFonts w:ascii="Verdana" w:cs="Verdana" w:eastAsia="Verdana" w:hAnsi="Verdana"/>
-                <w:rtl w:val="0"/>
-              </w:rPr>
-              <w:t xml:space="preserve">Nisha Jaiswal</w:t>
-            </w:r>
-          </w:p>
-        </w:tc>
-        <w:tc>
-          <w:tcPr>
-            <w:shd w:fill="auto" w:val="clear"/>
-            <w:tcMar>
-              <w:top w:w="100.0" w:type="dxa"/>
-              <w:left w:w="100.0" w:type="dxa"/>
-              <w:bottom w:w="100.0" w:type="dxa"/>
-              <w:right w:w="100.0" w:type="dxa"/>
-            </w:tcMar>
-            <w:vAlign w:val="top"/>
-          </w:tcPr>
-          <w:p>
-            <w:pPr>
-              <w:widowControl w:val="0"/>
-              <w:pBdr>
-                <w:top w:color="auto" w:space="0" w:sz="0" w:val="none"/>
-                <w:left w:color="auto" w:space="0" w:sz="0" w:val="none"/>
-                <w:bottom w:color="auto" w:space="0" w:sz="0" w:val="none"/>
-                <w:right w:color="auto" w:space="0" w:sz="0" w:val="none"/>
-                <w:between w:color="auto" w:space="0" w:sz="0" w:val="none"/>
-              </w:pBdr>
-              <w:ind w:left="0"/>
-              <w:rPr>
-                <w:rFonts w:ascii="Verdana" w:cs="Verdana" w:eastAsia="Verdana" w:hAnsi="Verdana"/>
-              </w:rPr>
-            </w:pPr>
-            <w:r>
-              <w:rPr>
-                <w:rFonts w:ascii="Verdana" w:cs="Verdana" w:eastAsia="Verdana" w:hAnsi="Verdana"/>
-                <w:rtl w:val="0"/>
-              </w:rPr>
-              <w:t xml:space="preserve">Yearly reviewed for any changes.</w:t>
-            </w:r>
-          </w:p>
-        </w:tc>
-      </w:tr>
-      <w:tr>
-        <w:trPr>
-          <w:cantSplit w:val="0"/>
-          <w:tblHeader w:val="0"/>
-        </w:trPr>
-        <w:tc>
-          <w:tcPr>
-            <w:shd w:fill="auto" w:val="clear"/>
-            <w:tcMar>
-              <w:top w:w="100.0" w:type="dxa"/>
-              <w:left w:w="100.0" w:type="dxa"/>
-              <w:bottom w:w="100.0" w:type="dxa"/>
-              <w:right w:w="100.0" w:type="dxa"/>
-            </w:tcMar>
-            <w:vAlign w:val="top"/>
-          </w:tcPr>
-          <w:p>
-            <w:pPr>
-              <w:widowControl w:val="0"/>
-              <w:pBdr>
-                <w:top w:color="auto" w:space="0" w:sz="0" w:val="none"/>
-                <w:left w:color="auto" w:space="0" w:sz="0" w:val="none"/>
-                <w:bottom w:color="auto" w:space="0" w:sz="0" w:val="none"/>
-                <w:right w:color="auto" w:space="0" w:sz="0" w:val="none"/>
-                <w:between w:color="auto" w:space="0" w:sz="0" w:val="none"/>
-              </w:pBdr>
-              <w:ind w:left="0"/>
-              <w:rPr>
-                <w:rFonts w:ascii="Verdana" w:cs="Verdana" w:eastAsia="Verdana" w:hAnsi="Verdana"/>
-              </w:rPr>
-            </w:pPr>
-            <w:r>
-              <w:rPr>
-                <w:rFonts w:ascii="Verdana" w:cs="Verdana" w:eastAsia="Verdana" w:hAnsi="Verdana"/>
-                <w:rtl w:val="0"/>
-              </w:rPr>
-              <w:t xml:space="preserve">1.0</w:t>
-            </w:r>
-          </w:p>
-        </w:tc>
-        <w:tc>
-          <w:tcPr>
-            <w:shd w:fill="auto" w:val="clear"/>
-            <w:tcMar>
-              <w:top w:w="100.0" w:type="dxa"/>
-              <w:left w:w="100.0" w:type="dxa"/>
-              <w:bottom w:w="100.0" w:type="dxa"/>
-              <w:right w:w="100.0" w:type="dxa"/>
-            </w:tcMar>
-            <w:vAlign w:val="top"/>
-          </w:tcPr>
-          <w:p>
-            <w:pPr>
-              <w:widowControl w:val="0"/>
-              <w:pBdr>
-                <w:top w:color="auto" w:space="0" w:sz="0" w:val="none"/>
-                <w:left w:color="auto" w:space="0" w:sz="0" w:val="none"/>
-                <w:bottom w:color="auto" w:space="0" w:sz="0" w:val="none"/>
-                <w:right w:color="auto" w:space="0" w:sz="0" w:val="none"/>
-                <w:between w:color="auto" w:space="0" w:sz="0" w:val="none"/>
-              </w:pBdr>
-              <w:ind w:left="0"/>
-              <w:rPr>
-                <w:rFonts w:ascii="Verdana" w:cs="Verdana" w:eastAsia="Verdana" w:hAnsi="Verdana"/>
-              </w:rPr>
-            </w:pPr>
-            <w:r>
-              <w:rPr>
-                <w:rFonts w:ascii="Verdana" w:cs="Verdana" w:eastAsia="Verdana" w:hAnsi="Verdana"/>
-                <w:rtl w:val="0"/>
-              </w:rPr>
-              <w:t xml:space="preserve">8th July 2023</w:t>
-            </w:r>
-          </w:p>
-        </w:tc>
-        <w:tc>
-          <w:tcPr>
-            <w:shd w:fill="auto" w:val="clear"/>
-            <w:tcMar>
-              <w:top w:w="100.0" w:type="dxa"/>
-              <w:left w:w="100.0" w:type="dxa"/>
-              <w:bottom w:w="100.0" w:type="dxa"/>
-              <w:right w:w="100.0" w:type="dxa"/>
-            </w:tcMar>
-            <w:vAlign w:val="top"/>
-          </w:tcPr>
-          <w:p>
-            <w:pPr>
-              <w:widowControl w:val="0"/>
-              <w:pBdr>
-                <w:top w:color="auto" w:space="0" w:sz="0" w:val="none"/>
-                <w:left w:color="auto" w:space="0" w:sz="0" w:val="none"/>
-                <w:bottom w:color="auto" w:space="0" w:sz="0" w:val="none"/>
-                <w:right w:color="auto" w:space="0" w:sz="0" w:val="none"/>
-                <w:between w:color="auto" w:space="0" w:sz="0" w:val="none"/>
-              </w:pBdr>
-              <w:ind w:left="0"/>
-              <w:rPr>
-                <w:rFonts w:ascii="Verdana" w:cs="Verdana" w:eastAsia="Verdana" w:hAnsi="Verdana"/>
-              </w:rPr>
-            </w:pPr>
-            <w:r>
-              <w:rPr>
-                <w:rFonts w:ascii="Verdana" w:cs="Verdana" w:eastAsia="Verdana" w:hAnsi="Verdana"/>
-                <w:rtl w:val="0"/>
-              </w:rPr>
-              <w:t xml:space="preserve">Nisha Jaiswal</w:t>
-            </w:r>
-          </w:p>
-        </w:tc>
-        <w:tc>
-          <w:tcPr>
-            <w:shd w:fill="auto" w:val="clear"/>
-            <w:tcMar>
-              <w:top w:w="100.0" w:type="dxa"/>
-              <w:left w:w="100.0" w:type="dxa"/>
-              <w:bottom w:w="100.0" w:type="dxa"/>
-              <w:right w:w="100.0" w:type="dxa"/>
-            </w:tcMar>
-            <w:vAlign w:val="top"/>
-          </w:tcPr>
-          <w:p>
-            <w:pPr>
-              <w:widowControl w:val="0"/>
-              <w:pBdr>
-                <w:top w:color="auto" w:space="0" w:sz="0" w:val="none"/>
-                <w:left w:color="auto" w:space="0" w:sz="0" w:val="none"/>
-                <w:bottom w:color="auto" w:space="0" w:sz="0" w:val="none"/>
-                <w:right w:color="auto" w:space="0" w:sz="0" w:val="none"/>
-                <w:between w:color="auto" w:space="0" w:sz="0" w:val="none"/>
-              </w:pBdr>
-              <w:ind w:left="0"/>
-              <w:rPr>
-                <w:rFonts w:ascii="Verdana" w:cs="Verdana" w:eastAsia="Verdana" w:hAnsi="Verdana"/>
-              </w:rPr>
-            </w:pPr>
-            <w:r>
-              <w:rPr>
-                <w:rFonts w:ascii="Verdana" w:cs="Verdana" w:eastAsia="Verdana" w:hAnsi="Verdana"/>
-                <w:rtl w:val="0"/>
-              </w:rPr>
-              <w:t xml:space="preserve">1st Draft</w:t>
+              <w:t>Authorized approver to complete</w:t>
             </w:r>
           </w:p>
         </w:tc>
@@ -990,2670 +125,93 @@
     </w:tbl>
     <w:p>
       <w:pPr>
-        <w:widowControl w:val="1"/>
-        <w:pBdr>
-          <w:top w:color="000000" w:space="0" w:sz="0" w:val="none"/>
-          <w:left w:color="000000" w:space="0" w:sz="0" w:val="none"/>
-          <w:bottom w:color="000000" w:space="0" w:sz="0" w:val="none"/>
-          <w:right w:color="000000" w:space="0" w:sz="0" w:val="none"/>
-          <w:between w:color="000000" w:space="0" w:sz="0" w:val="none"/>
-        </w:pBdr>
-        <w:spacing w:after="0" w:line="240" w:lineRule="auto"/>
-        <w:rPr>
-          <w:rFonts w:ascii="Verdana" w:cs="Verdana" w:eastAsia="Verdana" w:hAnsi="Verdana"/>
-        </w:rPr>
+        <w:pStyle w:val="Heading1"/>
       </w:pPr>
       <w:r>
-        <w:rPr>
-          <w:rtl w:val="0"/>
-        </w:rPr>
+        <w:t>1. Purpose and scope</w:t>
       </w:r>
     </w:p>
     <w:p>
-      <w:pPr>
-        <w:widowControl w:val="1"/>
-        <w:pBdr>
-          <w:top w:color="000000" w:space="0" w:sz="0" w:val="none"/>
-          <w:left w:color="000000" w:space="0" w:sz="0" w:val="none"/>
-          <w:bottom w:color="000000" w:space="0" w:sz="0" w:val="none"/>
-          <w:right w:color="000000" w:space="0" w:sz="0" w:val="none"/>
-          <w:between w:color="000000" w:space="0" w:sz="0" w:val="none"/>
-        </w:pBdr>
-        <w:spacing w:after="0" w:line="240" w:lineRule="auto"/>
-        <w:jc w:val="center"/>
-        <w:rPr>
-          <w:rFonts w:ascii="Verdana" w:cs="Verdana" w:eastAsia="Verdana" w:hAnsi="Verdana"/>
-        </w:rPr>
-      </w:pPr>
       <w:r>
-        <w:rPr>
-          <w:rtl w:val="0"/>
-        </w:rPr>
+        <w:t>Define a consistent, documented hiring process for employees and, where applicable, contractors. HR owns the process; hiring managers own role requirements and selection decisions within delegated authority.</w:t>
       </w:r>
     </w:p>
     <w:p>
       <w:pPr>
-        <w:widowControl w:val="1"/>
-        <w:pBdr>
-          <w:top w:color="000000" w:space="0" w:sz="0" w:val="none"/>
-          <w:left w:color="000000" w:space="0" w:sz="0" w:val="none"/>
-          <w:bottom w:color="000000" w:space="0" w:sz="0" w:val="none"/>
-          <w:right w:color="000000" w:space="0" w:sz="0" w:val="none"/>
-          <w:between w:color="000000" w:space="0" w:sz="0" w:val="none"/>
-        </w:pBdr>
-        <w:spacing w:after="0" w:line="240" w:lineRule="auto"/>
-        <w:jc w:val="center"/>
-        <w:rPr>
-          <w:rFonts w:ascii="Verdana" w:cs="Verdana" w:eastAsia="Verdana" w:hAnsi="Verdana"/>
-          <w:b w:val="1"/>
-        </w:rPr>
+        <w:pStyle w:val="Heading1"/>
       </w:pPr>
       <w:r>
-        <w:rPr>
-          <w:rFonts w:ascii="Verdana" w:cs="Verdana" w:eastAsia="Verdana" w:hAnsi="Verdana"/>
-          <w:b w:val="1"/>
-          <w:rtl w:val="0"/>
-        </w:rPr>
-        <w:t xml:space="preserve">Approval</w:t>
+        <w:t>2. Requisition and role definition</w:t>
       </w:r>
     </w:p>
     <w:p>
-      <w:pPr>
-        <w:widowControl w:val="1"/>
-        <w:pBdr>
-          <w:top w:color="000000" w:space="0" w:sz="0" w:val="none"/>
-          <w:left w:color="000000" w:space="0" w:sz="0" w:val="none"/>
-          <w:bottom w:color="000000" w:space="0" w:sz="0" w:val="none"/>
-          <w:right w:color="000000" w:space="0" w:sz="0" w:val="none"/>
-          <w:between w:color="000000" w:space="0" w:sz="0" w:val="none"/>
-        </w:pBdr>
-        <w:spacing w:after="0" w:line="240" w:lineRule="auto"/>
-        <w:jc w:val="center"/>
-        <w:rPr>
-          <w:rFonts w:ascii="Verdana" w:cs="Verdana" w:eastAsia="Verdana" w:hAnsi="Verdana"/>
-          <w:sz w:val="20"/>
-          <w:szCs w:val="20"/>
-        </w:rPr>
-      </w:pPr>
       <w:r>
-        <w:rPr>
-          <w:rtl w:val="0"/>
-        </w:rPr>
-      </w:r>
-    </w:p>
-    <w:tbl>
-      <w:tblPr>
-        <w:tblStyle w:val="Table2"/>
-        <w:tblW w:w="9900.0" w:type="dxa"/>
-        <w:jc w:val="center"/>
-        <w:tblBorders>
-          <w:top w:color="000000" w:space="0" w:sz="8" w:val="single"/>
-          <w:left w:color="000000" w:space="0" w:sz="8" w:val="single"/>
-          <w:bottom w:color="000000" w:space="0" w:sz="8" w:val="single"/>
-          <w:right w:color="000000" w:space="0" w:sz="8" w:val="single"/>
-          <w:insideH w:color="000000" w:space="0" w:sz="8" w:val="single"/>
-          <w:insideV w:color="000000" w:space="0" w:sz="8" w:val="single"/>
-        </w:tblBorders>
-        <w:tblLayout w:type="fixed"/>
-        <w:tblLook w:val="0600"/>
-      </w:tblPr>
-      <w:tblGrid>
-        <w:gridCol w:w="4815"/>
-        <w:gridCol w:w="3150"/>
-        <w:gridCol w:w="1935"/>
-        <w:tblGridChange w:id="0">
-          <w:tblGrid>
-            <w:gridCol w:w="4815"/>
-            <w:gridCol w:w="3150"/>
-            <w:gridCol w:w="1935"/>
-          </w:tblGrid>
-        </w:tblGridChange>
-      </w:tblGrid>
-      <w:tr>
-        <w:trPr>
-          <w:cantSplit w:val="0"/>
-          <w:tblHeader w:val="0"/>
-        </w:trPr>
-        <w:tc>
-          <w:tcPr>
-            <w:tcBorders>
-              <w:top w:color="000000" w:space="0" w:sz="4" w:val="dotted"/>
-              <w:left w:color="000000" w:space="0" w:sz="4" w:val="dotted"/>
-              <w:bottom w:color="000000" w:space="0" w:sz="4" w:val="dotted"/>
-              <w:right w:color="000000" w:space="0" w:sz="4" w:val="dotted"/>
-            </w:tcBorders>
-            <w:shd w:fill="00a2ff" w:val="clear"/>
-            <w:tcMar>
-              <w:top w:w="0.0" w:type="dxa"/>
-              <w:left w:w="108.0" w:type="dxa"/>
-              <w:bottom w:w="0.0" w:type="dxa"/>
-              <w:right w:w="108.0" w:type="dxa"/>
-            </w:tcMar>
-          </w:tcPr>
-          <w:p>
-            <w:pPr>
-              <w:rPr>
-                <w:rFonts w:ascii="Verdana" w:cs="Verdana" w:eastAsia="Verdana" w:hAnsi="Verdana"/>
-                <w:b w:val="1"/>
-                <w:color w:val="ffffff"/>
-              </w:rPr>
-            </w:pPr>
-            <w:r>
-              <w:rPr>
-                <w:rFonts w:ascii="Verdana" w:cs="Verdana" w:eastAsia="Verdana" w:hAnsi="Verdana"/>
-                <w:b w:val="1"/>
-                <w:color w:val="ffffff"/>
-                <w:rtl w:val="0"/>
-              </w:rPr>
-              <w:t xml:space="preserve">Name</w:t>
-            </w:r>
-          </w:p>
-        </w:tc>
-        <w:tc>
-          <w:tcPr>
-            <w:tcBorders>
-              <w:top w:color="000000" w:space="0" w:sz="4" w:val="dotted"/>
-              <w:left w:color="000000" w:space="0" w:sz="4" w:val="dotted"/>
-              <w:bottom w:color="000000" w:space="0" w:sz="4" w:val="dotted"/>
-              <w:right w:color="000000" w:space="0" w:sz="4" w:val="dotted"/>
-            </w:tcBorders>
-            <w:shd w:fill="00a2ff" w:val="clear"/>
-            <w:tcMar>
-              <w:top w:w="0.0" w:type="dxa"/>
-              <w:left w:w="108.0" w:type="dxa"/>
-              <w:bottom w:w="0.0" w:type="dxa"/>
-              <w:right w:w="108.0" w:type="dxa"/>
-            </w:tcMar>
-          </w:tcPr>
-          <w:p>
-            <w:pPr>
-              <w:rPr>
-                <w:rFonts w:ascii="Verdana" w:cs="Verdana" w:eastAsia="Verdana" w:hAnsi="Verdana"/>
-                <w:b w:val="1"/>
-                <w:color w:val="ffffff"/>
-              </w:rPr>
-            </w:pPr>
-            <w:r>
-              <w:rPr>
-                <w:rFonts w:ascii="Verdana" w:cs="Verdana" w:eastAsia="Verdana" w:hAnsi="Verdana"/>
-                <w:b w:val="1"/>
-                <w:color w:val="ffffff"/>
-                <w:rtl w:val="0"/>
-              </w:rPr>
-              <w:t xml:space="preserve">Position</w:t>
-            </w:r>
-          </w:p>
-        </w:tc>
-        <w:tc>
-          <w:tcPr>
-            <w:tcBorders>
-              <w:top w:color="000000" w:space="0" w:sz="4" w:val="dotted"/>
-              <w:left w:color="000000" w:space="0" w:sz="4" w:val="dotted"/>
-              <w:bottom w:color="000000" w:space="0" w:sz="4" w:val="dotted"/>
-              <w:right w:color="000000" w:space="0" w:sz="4" w:val="dotted"/>
-            </w:tcBorders>
-            <w:shd w:fill="00a2ff" w:val="clear"/>
-            <w:tcMar>
-              <w:top w:w="0.0" w:type="dxa"/>
-              <w:left w:w="108.0" w:type="dxa"/>
-              <w:bottom w:w="0.0" w:type="dxa"/>
-              <w:right w:w="108.0" w:type="dxa"/>
-            </w:tcMar>
-          </w:tcPr>
-          <w:p>
-            <w:pPr>
-              <w:rPr>
-                <w:rFonts w:ascii="Verdana" w:cs="Verdana" w:eastAsia="Verdana" w:hAnsi="Verdana"/>
-                <w:b w:val="1"/>
-                <w:color w:val="ffffff"/>
-              </w:rPr>
-            </w:pPr>
-            <w:r>
-              <w:rPr>
-                <w:rFonts w:ascii="Verdana" w:cs="Verdana" w:eastAsia="Verdana" w:hAnsi="Verdana"/>
-                <w:b w:val="1"/>
-                <w:color w:val="ffffff"/>
-                <w:rtl w:val="0"/>
-              </w:rPr>
-              <w:t xml:space="preserve">Date</w:t>
-            </w:r>
-          </w:p>
-        </w:tc>
-      </w:tr>
-      <w:tr>
-        <w:trPr>
-          <w:cantSplit w:val="0"/>
-          <w:tblHeader w:val="0"/>
-        </w:trPr>
-        <w:tc>
-          <w:tcPr>
-            <w:shd w:fill="auto" w:val="clear"/>
-            <w:tcMar>
-              <w:top w:w="100.0" w:type="dxa"/>
-              <w:left w:w="100.0" w:type="dxa"/>
-              <w:bottom w:w="100.0" w:type="dxa"/>
-              <w:right w:w="100.0" w:type="dxa"/>
-            </w:tcMar>
-            <w:vAlign w:val="top"/>
-          </w:tcPr>
-          <w:p>
-            <w:pPr>
-              <w:widowControl w:val="0"/>
-              <w:pBdr>
-                <w:top w:color="auto" w:space="0" w:sz="0" w:val="none"/>
-                <w:left w:color="auto" w:space="0" w:sz="0" w:val="none"/>
-                <w:bottom w:color="auto" w:space="0" w:sz="0" w:val="none"/>
-                <w:right w:color="auto" w:space="0" w:sz="0" w:val="none"/>
-                <w:between w:color="auto" w:space="0" w:sz="0" w:val="none"/>
-              </w:pBdr>
-              <w:ind w:left="0"/>
-              <w:rPr>
-                <w:rFonts w:ascii="Verdana" w:cs="Verdana" w:eastAsia="Verdana" w:hAnsi="Verdana"/>
-              </w:rPr>
-            </w:pPr>
-            <w:r>
-              <w:rPr>
-                <w:rFonts w:ascii="Verdana" w:cs="Verdana" w:eastAsia="Verdana" w:hAnsi="Verdana"/>
-                <w:rtl w:val="0"/>
-              </w:rPr>
-              <w:t xml:space="preserve">Rajeev Jaiswal</w:t>
-            </w:r>
-            <w:r>
-              <w:rPr>
-                <w:rtl w:val="0"/>
-              </w:rPr>
-            </w:r>
-          </w:p>
-        </w:tc>
-        <w:tc>
-          <w:tcPr>
-            <w:shd w:fill="auto" w:val="clear"/>
-            <w:tcMar>
-              <w:top w:w="100.0" w:type="dxa"/>
-              <w:left w:w="100.0" w:type="dxa"/>
-              <w:bottom w:w="100.0" w:type="dxa"/>
-              <w:right w:w="100.0" w:type="dxa"/>
-            </w:tcMar>
-            <w:vAlign w:val="top"/>
-          </w:tcPr>
-          <w:p>
-            <w:pPr>
-              <w:rPr>
-                <w:rFonts w:ascii="Verdana" w:cs="Verdana" w:eastAsia="Verdana" w:hAnsi="Verdana"/>
-              </w:rPr>
-            </w:pPr>
-            <w:r>
-              <w:rPr>
-                <w:rFonts w:ascii="Verdana" w:cs="Verdana" w:eastAsia="Verdana" w:hAnsi="Verdana"/>
-                <w:rtl w:val="0"/>
-              </w:rPr>
-              <w:t xml:space="preserve">Director</w:t>
-            </w:r>
-          </w:p>
-        </w:tc>
-        <w:tc>
-          <w:tcPr>
-            <w:shd w:fill="auto" w:val="clear"/>
-            <w:tcMar>
-              <w:top w:w="100.0" w:type="dxa"/>
-              <w:left w:w="100.0" w:type="dxa"/>
-              <w:bottom w:w="100.0" w:type="dxa"/>
-              <w:right w:w="100.0" w:type="dxa"/>
-            </w:tcMar>
-            <w:vAlign w:val="top"/>
-          </w:tcPr>
-          <w:p>
-            <w:pPr>
-              <w:rPr>
-                <w:rFonts w:ascii="Verdana" w:cs="Verdana" w:eastAsia="Verdana" w:hAnsi="Verdana"/>
-              </w:rPr>
-            </w:pPr>
-            <w:r>
-              <w:rPr>
-                <w:rFonts w:ascii="Verdana" w:cs="Verdana" w:eastAsia="Verdana" w:hAnsi="Verdana"/>
-                <w:rtl w:val="0"/>
-              </w:rPr>
-              <w:t xml:space="preserve">17th June 2025</w:t>
-            </w:r>
-          </w:p>
-        </w:tc>
-      </w:tr>
-      <w:tr>
-        <w:trPr>
-          <w:cantSplit w:val="0"/>
-          <w:tblHeader w:val="0"/>
-        </w:trPr>
-        <w:tc>
-          <w:tcPr>
-            <w:shd w:fill="auto" w:val="clear"/>
-            <w:tcMar>
-              <w:top w:w="100.0" w:type="dxa"/>
-              <w:left w:w="100.0" w:type="dxa"/>
-              <w:bottom w:w="100.0" w:type="dxa"/>
-              <w:right w:w="100.0" w:type="dxa"/>
-            </w:tcMar>
-            <w:vAlign w:val="top"/>
-          </w:tcPr>
-          <w:p>
-            <w:pPr>
-              <w:widowControl w:val="0"/>
-              <w:pBdr>
-                <w:top w:color="auto" w:space="0" w:sz="0" w:val="none"/>
-                <w:left w:color="auto" w:space="0" w:sz="0" w:val="none"/>
-                <w:bottom w:color="auto" w:space="0" w:sz="0" w:val="none"/>
-                <w:right w:color="auto" w:space="0" w:sz="0" w:val="none"/>
-                <w:between w:color="auto" w:space="0" w:sz="0" w:val="none"/>
-              </w:pBdr>
-              <w:ind w:left="0"/>
-              <w:rPr>
-                <w:rFonts w:ascii="Verdana" w:cs="Verdana" w:eastAsia="Verdana" w:hAnsi="Verdana"/>
-              </w:rPr>
-            </w:pPr>
-            <w:r>
-              <w:rPr>
-                <w:rFonts w:ascii="Verdana" w:cs="Verdana" w:eastAsia="Verdana" w:hAnsi="Verdana"/>
-                <w:rtl w:val="0"/>
-              </w:rPr>
-              <w:t xml:space="preserve">Rajeev Jaiswal</w:t>
-            </w:r>
-          </w:p>
-        </w:tc>
-        <w:tc>
-          <w:tcPr>
-            <w:shd w:fill="auto" w:val="clear"/>
-            <w:tcMar>
-              <w:top w:w="100.0" w:type="dxa"/>
-              <w:left w:w="100.0" w:type="dxa"/>
-              <w:bottom w:w="100.0" w:type="dxa"/>
-              <w:right w:w="100.0" w:type="dxa"/>
-            </w:tcMar>
-            <w:vAlign w:val="top"/>
-          </w:tcPr>
-          <w:p>
-            <w:pPr>
-              <w:rPr>
-                <w:rFonts w:ascii="Verdana" w:cs="Verdana" w:eastAsia="Verdana" w:hAnsi="Verdana"/>
-              </w:rPr>
-            </w:pPr>
-            <w:r>
-              <w:rPr>
-                <w:rFonts w:ascii="Verdana" w:cs="Verdana" w:eastAsia="Verdana" w:hAnsi="Verdana"/>
-                <w:rtl w:val="0"/>
-              </w:rPr>
-              <w:t xml:space="preserve">Director</w:t>
-            </w:r>
-          </w:p>
-        </w:tc>
-        <w:tc>
-          <w:tcPr>
-            <w:shd w:fill="auto" w:val="clear"/>
-            <w:tcMar>
-              <w:top w:w="100.0" w:type="dxa"/>
-              <w:left w:w="100.0" w:type="dxa"/>
-              <w:bottom w:w="100.0" w:type="dxa"/>
-              <w:right w:w="100.0" w:type="dxa"/>
-            </w:tcMar>
-            <w:vAlign w:val="top"/>
-          </w:tcPr>
-          <w:p>
-            <w:pPr>
-              <w:rPr>
-                <w:rFonts w:ascii="Verdana" w:cs="Verdana" w:eastAsia="Verdana" w:hAnsi="Verdana"/>
-              </w:rPr>
-            </w:pPr>
-            <w:r>
-              <w:rPr>
-                <w:rFonts w:ascii="Verdana" w:cs="Verdana" w:eastAsia="Verdana" w:hAnsi="Verdana"/>
-                <w:rtl w:val="0"/>
-              </w:rPr>
-              <w:t xml:space="preserve">18th June 2024</w:t>
-            </w:r>
-          </w:p>
-        </w:tc>
-      </w:tr>
-      <w:tr>
-        <w:trPr>
-          <w:cantSplit w:val="0"/>
-          <w:tblHeader w:val="0"/>
-        </w:trPr>
-        <w:tc>
-          <w:tcPr>
-            <w:shd w:fill="auto" w:val="clear"/>
-            <w:tcMar>
-              <w:top w:w="100.0" w:type="dxa"/>
-              <w:left w:w="100.0" w:type="dxa"/>
-              <w:bottom w:w="100.0" w:type="dxa"/>
-              <w:right w:w="100.0" w:type="dxa"/>
-            </w:tcMar>
-            <w:vAlign w:val="top"/>
-          </w:tcPr>
-          <w:p>
-            <w:pPr>
-              <w:widowControl w:val="0"/>
-              <w:pBdr>
-                <w:top w:color="auto" w:space="0" w:sz="0" w:val="none"/>
-                <w:left w:color="auto" w:space="0" w:sz="0" w:val="none"/>
-                <w:bottom w:color="auto" w:space="0" w:sz="0" w:val="none"/>
-                <w:right w:color="auto" w:space="0" w:sz="0" w:val="none"/>
-                <w:between w:color="auto" w:space="0" w:sz="0" w:val="none"/>
-              </w:pBdr>
-              <w:ind w:left="0"/>
-              <w:rPr>
-                <w:rFonts w:ascii="Verdana" w:cs="Verdana" w:eastAsia="Verdana" w:hAnsi="Verdana"/>
-              </w:rPr>
-            </w:pPr>
-            <w:r>
-              <w:rPr>
-                <w:rFonts w:ascii="Verdana" w:cs="Verdana" w:eastAsia="Verdana" w:hAnsi="Verdana"/>
-                <w:rtl w:val="0"/>
-              </w:rPr>
-              <w:t xml:space="preserve">Rajeev Jaiswal</w:t>
-            </w:r>
-          </w:p>
-        </w:tc>
-        <w:tc>
-          <w:tcPr>
-            <w:shd w:fill="auto" w:val="clear"/>
-            <w:tcMar>
-              <w:top w:w="100.0" w:type="dxa"/>
-              <w:left w:w="100.0" w:type="dxa"/>
-              <w:bottom w:w="100.0" w:type="dxa"/>
-              <w:right w:w="100.0" w:type="dxa"/>
-            </w:tcMar>
-            <w:vAlign w:val="top"/>
-          </w:tcPr>
-          <w:p>
-            <w:pPr>
-              <w:rPr>
-                <w:rFonts w:ascii="Verdana" w:cs="Verdana" w:eastAsia="Verdana" w:hAnsi="Verdana"/>
-              </w:rPr>
-            </w:pPr>
-            <w:r>
-              <w:rPr>
-                <w:rFonts w:ascii="Verdana" w:cs="Verdana" w:eastAsia="Verdana" w:hAnsi="Verdana"/>
-                <w:rtl w:val="0"/>
-              </w:rPr>
-              <w:t xml:space="preserve">Director</w:t>
-            </w:r>
-          </w:p>
-        </w:tc>
-        <w:tc>
-          <w:tcPr>
-            <w:shd w:fill="auto" w:val="clear"/>
-            <w:tcMar>
-              <w:top w:w="100.0" w:type="dxa"/>
-              <w:left w:w="100.0" w:type="dxa"/>
-              <w:bottom w:w="100.0" w:type="dxa"/>
-              <w:right w:w="100.0" w:type="dxa"/>
-            </w:tcMar>
-            <w:vAlign w:val="top"/>
-          </w:tcPr>
-          <w:p>
-            <w:pPr>
-              <w:rPr>
-                <w:rFonts w:ascii="Verdana" w:cs="Verdana" w:eastAsia="Verdana" w:hAnsi="Verdana"/>
-              </w:rPr>
-            </w:pPr>
-            <w:r>
-              <w:rPr>
-                <w:rFonts w:ascii="Verdana" w:cs="Verdana" w:eastAsia="Verdana" w:hAnsi="Verdana"/>
-                <w:rtl w:val="0"/>
-              </w:rPr>
-              <w:t xml:space="preserve">14th July 2023</w:t>
-            </w:r>
-          </w:p>
-        </w:tc>
-      </w:tr>
-    </w:tbl>
-    <w:p>
-      <w:pPr>
-        <w:widowControl w:val="1"/>
-        <w:pBdr>
-          <w:top w:color="000000" w:space="0" w:sz="0" w:val="none"/>
-          <w:left w:color="000000" w:space="0" w:sz="0" w:val="none"/>
-          <w:bottom w:color="000000" w:space="0" w:sz="0" w:val="none"/>
-          <w:right w:color="000000" w:space="0" w:sz="0" w:val="none"/>
-          <w:between w:color="000000" w:space="0" w:sz="0" w:val="none"/>
-        </w:pBdr>
-        <w:spacing w:after="0" w:line="240" w:lineRule="auto"/>
-        <w:jc w:val="center"/>
-        <w:rPr>
-          <w:rFonts w:ascii="Verdana" w:cs="Verdana" w:eastAsia="Verdana" w:hAnsi="Verdana"/>
-          <w:b w:val="1"/>
-        </w:rPr>
-      </w:pPr>
-      <w:r>
-        <w:rPr>
-          <w:rtl w:val="0"/>
-        </w:rPr>
+        <w:t>Before recruitment begins, the hiring manager documents the business need, reporting line, responsibilities, required qualifications, access sensitivity, and budget. An authorized approver approves the requisition. HR maintains the approved job description and recruitment record.</w:t>
       </w:r>
     </w:p>
     <w:p>
       <w:pPr>
         <w:pStyle w:val="Heading1"/>
-        <w:spacing w:after="0" w:before="92" w:line="240" w:lineRule="auto"/>
-        <w:ind w:left="0" w:firstLine="0"/>
-        <w:jc w:val="left"/>
-        <w:rPr/>
-      </w:pPr>
-      <w:bookmarkStart w:colFirst="0" w:colLast="0" w:name="_heading=h.9mb9v2pdkq0y" w:id="0"/>
-      <w:bookmarkEnd w:id="0"/>
+      </w:pPr>
       <w:r>
-        <w:br w:type="page"/>
-      </w:r>
-      <w:r>
-        <w:rPr>
-          <w:rtl w:val="0"/>
-        </w:rPr>
+        <w:t>3. Selection</w:t>
       </w:r>
     </w:p>
     <w:p>
-      <w:pPr>
-        <w:pStyle w:val="Heading1"/>
-        <w:numPr>
-          <w:ilvl w:val="0"/>
-          <w:numId w:val="3"/>
-        </w:numPr>
-        <w:spacing w:after="0" w:before="92" w:line="240" w:lineRule="auto"/>
-        <w:ind w:left="720" w:hanging="360"/>
-        <w:jc w:val="left"/>
-        <w:rPr/>
-      </w:pPr>
-      <w:bookmarkStart w:colFirst="0" w:colLast="0" w:name="_heading=h.usokhzxhf8y8" w:id="1"/>
-      <w:bookmarkEnd w:id="1"/>
       <w:r>
-        <w:rPr>
-          <w:rtl w:val="0"/>
-        </w:rPr>
-        <w:t xml:space="preserve">EMPLOYEE RECRUITMENT AND SELECTION POLICY</w:t>
+        <w:t>HR and the hiring manager use job-related criteria and consistent interview or assessment records. Applicants must receive fair consideration. Interviewers record decisions and disclose conflicts. Reference, identity, or background checks may be conducted only when appropriate to the role, authorized, consented to where required, and permitted by applicable law.</w:t>
       </w:r>
     </w:p>
     <w:p>
       <w:pPr>
-        <w:spacing w:after="0" w:before="329" w:line="256" w:lineRule="auto"/>
-        <w:ind w:left="110" w:firstLine="0"/>
-        <w:rPr/>
+        <w:pStyle w:val="Heading1"/>
       </w:pPr>
       <w:r>
-        <w:rPr>
-          <w:rtl w:val="0"/>
-        </w:rPr>
-        <w:t xml:space="preserve">This </w:t>
-      </w:r>
-      <w:r>
-        <w:rPr>
-          <w:b w:val="1"/>
-          <w:rtl w:val="0"/>
-        </w:rPr>
-        <w:t xml:space="preserve">Employee Recruitment and Selection Policy </w:t>
-      </w:r>
-      <w:r>
-        <w:rPr>
-          <w:rtl w:val="0"/>
-        </w:rPr>
-        <w:t xml:space="preserve">template is ready to be tailored to your company’s needs and should be considered a starting point for setting up your recruiting policies.</w:t>
+        <w:t>4. Offer and onboarding handoff</w:t>
       </w:r>
     </w:p>
     <w:p>
-      <w:pPr>
-        <w:spacing w:after="0" w:before="9" w:line="240" w:lineRule="auto"/>
-        <w:rPr>
-          <w:sz w:val="21"/>
-          <w:szCs w:val="21"/>
-        </w:rPr>
-      </w:pPr>
       <w:r>
-        <w:rPr>
-          <w:rtl w:val="0"/>
-        </w:rPr>
+        <w:t>An authorized representative approves the offer before it is issued. HR retains the offer and acceptance. Before access is granted, HR provides IT with an authorized joiner request specifying role, manager, start date, and required access. IT provisions only approved access and equipment. HR provides required policy, confidentiality, and security materials and retains completion evidence.</w:t>
       </w:r>
     </w:p>
     <w:p>
       <w:pPr>
         <w:pStyle w:val="Heading1"/>
-        <w:keepNext w:val="1"/>
-        <w:keepLines w:val="0"/>
-        <w:pageBreakBefore w:val="0"/>
-        <w:widowControl w:val="0"/>
-        <w:numPr>
-          <w:ilvl w:val="0"/>
-          <w:numId w:val="3"/>
-        </w:numPr>
-        <w:pBdr>
-          <w:top w:space="0" w:sz="0" w:val="nil"/>
-          <w:left w:space="0" w:sz="0" w:val="nil"/>
-          <w:bottom w:space="0" w:sz="0" w:val="nil"/>
-          <w:right w:space="0" w:sz="0" w:val="nil"/>
-          <w:between w:space="0" w:sz="0" w:val="nil"/>
-        </w:pBdr>
-        <w:shd w:fill="auto" w:val="clear"/>
-        <w:spacing w:after="0" w:before="92" w:line="240" w:lineRule="auto"/>
-        <w:ind w:left="720" w:right="0" w:hanging="360"/>
-        <w:jc w:val="left"/>
-        <w:rPr/>
-      </w:pPr>
-      <w:bookmarkStart w:colFirst="0" w:colLast="0" w:name="_heading=h.k5pesq7o9r6e" w:id="2"/>
-      <w:bookmarkEnd w:id="2"/>
+      </w:pPr>
       <w:r>
-        <w:rPr>
-          <w:rtl w:val="0"/>
-        </w:rPr>
-        <w:t xml:space="preserve">POLICY BRIEF &amp; PURPOSE</w:t>
+        <w:t>5. Privacy and records</w:t>
       </w:r>
     </w:p>
     <w:p>
-      <w:pPr>
-        <w:spacing w:after="0" w:before="6" w:line="240" w:lineRule="auto"/>
-        <w:rPr>
-          <w:b w:val="1"/>
-          <w:sz w:val="28"/>
-          <w:szCs w:val="28"/>
-        </w:rPr>
-      </w:pPr>
       <w:r>
-        <w:rPr>
-          <w:rtl w:val="0"/>
-        </w:rPr>
+        <w:t>Recruitment information is restricted to authorized personnel and retained under the approved schedule. HR records the requisition, job description, decision rationale, approvals, checks performed, offer, and onboarding handoff. Do not claim checks or training occurred without supporting records.</w:t>
       </w:r>
     </w:p>
     <w:p>
       <w:pPr>
-        <w:spacing w:after="0" w:line="259" w:lineRule="auto"/>
-        <w:ind w:left="110" w:right="230" w:firstLine="0"/>
-        <w:rPr/>
+        <w:pStyle w:val="Heading1"/>
       </w:pPr>
       <w:r>
-        <w:rPr>
-          <w:rtl w:val="0"/>
-        </w:rPr>
-        <w:t xml:space="preserve">Our </w:t>
-      </w:r>
-      <w:r>
-        <w:rPr>
-          <w:b w:val="1"/>
-          <w:rtl w:val="0"/>
-        </w:rPr>
-        <w:t xml:space="preserve">employee recruitment and selection policy </w:t>
-      </w:r>
-      <w:r>
-        <w:rPr>
-          <w:rtl w:val="0"/>
-        </w:rPr>
-        <w:t xml:space="preserve">describes our process for attracting and selecting external job candidates. This </w:t>
-      </w:r>
-      <w:hyperlink r:id="rId8">
-        <w:r>
-          <w:rPr>
-            <w:rtl w:val="0"/>
-          </w:rPr>
-          <w:t xml:space="preserve">recruitment policy</w:t>
-        </w:r>
-      </w:hyperlink>
-      <w:r>
-        <w:rPr>
-          <w:rtl w:val="0"/>
-        </w:rPr>
-        <w:t xml:space="preserve"> sample can serve as a rubric that our recruiters and hiring managers can use to create an effective hiring process.</w:t>
+        <w:t>6. Exceptions and review</w:t>
       </w:r>
     </w:p>
     <w:p>
-      <w:pPr>
-        <w:spacing w:after="0" w:before="3" w:line="240" w:lineRule="auto"/>
-        <w:rPr>
-          <w:sz w:val="26"/>
-          <w:szCs w:val="26"/>
-        </w:rPr>
-      </w:pPr>
       <w:r>
-        <w:rPr>
-          <w:rtl w:val="0"/>
-        </w:rPr>
+        <w:t>Exceptions require documented approval from HR and the designated management authority. HR reviews the process annually and when legal or operational requirements change.</w:t>
       </w:r>
     </w:p>
     <w:p>
       <w:pPr>
-        <w:spacing w:after="0" w:before="1" w:line="261" w:lineRule="auto"/>
-        <w:ind w:left="110" w:firstLine="0"/>
-        <w:rPr/>
+        <w:pStyle w:val="Heading1"/>
       </w:pPr>
       <w:r>
-        <w:rPr>
-          <w:rtl w:val="0"/>
-        </w:rPr>
-        <w:t xml:space="preserve">We are committed to our equal opportunity policy at every selection stage. Hiring teams should aim for a well-planned and discrimination-free hiring process.</w:t>
+        <w:t>Document approval</w:t>
       </w:r>
     </w:p>
     <w:p>
-      <w:pPr>
-        <w:spacing w:after="0" w:before="6" w:line="240" w:lineRule="auto"/>
-        <w:rPr>
-          <w:sz w:val="26"/>
-          <w:szCs w:val="26"/>
-        </w:rPr>
-      </w:pPr>
       <w:r>
-        <w:rPr>
-          <w:rtl w:val="0"/>
-        </w:rPr>
-      </w:r>
-    </w:p>
-    <w:p>
-      <w:pPr>
-        <w:pStyle w:val="Heading1"/>
-        <w:keepNext w:val="1"/>
-        <w:keepLines w:val="0"/>
-        <w:pageBreakBefore w:val="0"/>
-        <w:widowControl w:val="0"/>
-        <w:numPr>
-          <w:ilvl w:val="0"/>
-          <w:numId w:val="3"/>
-        </w:numPr>
-        <w:pBdr>
-          <w:top w:space="0" w:sz="0" w:val="nil"/>
-          <w:left w:space="0" w:sz="0" w:val="nil"/>
-          <w:bottom w:space="0" w:sz="0" w:val="nil"/>
-          <w:right w:space="0" w:sz="0" w:val="nil"/>
-          <w:between w:space="0" w:sz="0" w:val="nil"/>
-        </w:pBdr>
-        <w:shd w:fill="auto" w:val="clear"/>
-        <w:spacing w:after="0" w:before="92" w:line="240" w:lineRule="auto"/>
-        <w:ind w:left="720" w:right="0" w:hanging="360"/>
-        <w:jc w:val="left"/>
-        <w:rPr/>
-      </w:pPr>
-      <w:bookmarkStart w:colFirst="0" w:colLast="0" w:name="_heading=h.cwy30tlqgnlk" w:id="3"/>
-      <w:bookmarkEnd w:id="3"/>
-      <w:r>
-        <w:rPr>
-          <w:rtl w:val="0"/>
-        </w:rPr>
-        <w:t xml:space="preserve">SCOPE</w:t>
-      </w:r>
-    </w:p>
-    <w:p>
-      <w:pPr>
-        <w:spacing w:after="0" w:before="2" w:line="240" w:lineRule="auto"/>
-        <w:rPr>
-          <w:b w:val="1"/>
-        </w:rPr>
-      </w:pPr>
-      <w:r>
-        <w:rPr>
-          <w:rtl w:val="0"/>
-        </w:rPr>
-      </w:r>
-    </w:p>
-    <w:p>
-      <w:pPr>
-        <w:spacing w:after="0" w:line="261" w:lineRule="auto"/>
-        <w:ind w:left="110" w:firstLine="0"/>
-        <w:rPr/>
-      </w:pPr>
-      <w:r>
-        <w:rPr>
-          <w:rtl w:val="0"/>
-        </w:rPr>
-        <w:t xml:space="preserve">This recruitment and selection policy applies to all employees who are involved in hiring for our company. It refers to all potential job candidates.</w:t>
-      </w:r>
-    </w:p>
-    <w:p>
-      <w:pPr>
-        <w:spacing w:after="0" w:before="1" w:line="240" w:lineRule="auto"/>
-        <w:rPr>
-          <w:sz w:val="30"/>
-          <w:szCs w:val="30"/>
-        </w:rPr>
-      </w:pPr>
-      <w:r>
-        <w:rPr>
-          <w:rtl w:val="0"/>
-        </w:rPr>
-      </w:r>
-    </w:p>
-    <w:p>
-      <w:pPr>
-        <w:pStyle w:val="Heading1"/>
-        <w:keepNext w:val="1"/>
-        <w:keepLines w:val="0"/>
-        <w:pageBreakBefore w:val="0"/>
-        <w:widowControl w:val="0"/>
-        <w:numPr>
-          <w:ilvl w:val="0"/>
-          <w:numId w:val="3"/>
-        </w:numPr>
-        <w:pBdr>
-          <w:top w:space="0" w:sz="0" w:val="nil"/>
-          <w:left w:space="0" w:sz="0" w:val="nil"/>
-          <w:bottom w:space="0" w:sz="0" w:val="nil"/>
-          <w:right w:space="0" w:sz="0" w:val="nil"/>
-          <w:between w:space="0" w:sz="0" w:val="nil"/>
-        </w:pBdr>
-        <w:shd w:fill="auto" w:val="clear"/>
-        <w:spacing w:after="0" w:before="92" w:line="240" w:lineRule="auto"/>
-        <w:ind w:left="720" w:right="0" w:hanging="360"/>
-        <w:jc w:val="left"/>
-        <w:rPr/>
-      </w:pPr>
-      <w:bookmarkStart w:colFirst="0" w:colLast="0" w:name="_heading=h.dn8jsvwn3zv4" w:id="4"/>
-      <w:bookmarkEnd w:id="4"/>
-      <w:r>
-        <w:rPr>
-          <w:rtl w:val="0"/>
-        </w:rPr>
-        <w:t xml:space="preserve">POLICY ELEMENTS</w:t>
-      </w:r>
-    </w:p>
-    <w:p>
-      <w:pPr>
-        <w:spacing w:after="0" w:line="240" w:lineRule="auto"/>
-        <w:ind w:left="110" w:firstLine="0"/>
-        <w:rPr/>
-      </w:pPr>
-      <w:r>
-        <w:rPr>
-          <w:rtl w:val="0"/>
-        </w:rPr>
-      </w:r>
-    </w:p>
-    <w:p>
-      <w:pPr>
-        <w:spacing w:after="0" w:line="240" w:lineRule="auto"/>
-        <w:ind w:left="110" w:firstLine="0"/>
-        <w:rPr/>
-      </w:pPr>
-      <w:r>
-        <w:rPr>
-          <w:rtl w:val="0"/>
-        </w:rPr>
-        <w:t xml:space="preserve">Generally, hiring teams could go through the following steps:</w:t>
-      </w:r>
-    </w:p>
-    <w:p>
-      <w:pPr>
-        <w:spacing w:after="0" w:before="2" w:line="240" w:lineRule="auto"/>
-        <w:rPr>
-          <w:sz w:val="22"/>
-          <w:szCs w:val="22"/>
-        </w:rPr>
-      </w:pPr>
-      <w:r>
-        <w:rPr>
-          <w:rtl w:val="0"/>
-        </w:rPr>
-      </w:r>
-    </w:p>
-    <w:p>
-      <w:pPr>
-        <w:keepNext w:val="0"/>
-        <w:keepLines w:val="0"/>
-        <w:pageBreakBefore w:val="0"/>
-        <w:widowControl w:val="0"/>
-        <w:numPr>
-          <w:ilvl w:val="0"/>
-          <w:numId w:val="4"/>
-        </w:numPr>
-        <w:pBdr>
-          <w:top w:space="0" w:sz="0" w:val="nil"/>
-          <w:left w:space="0" w:sz="0" w:val="nil"/>
-          <w:bottom w:space="0" w:sz="0" w:val="nil"/>
-          <w:right w:space="0" w:sz="0" w:val="nil"/>
-          <w:between w:space="0" w:sz="0" w:val="nil"/>
-        </w:pBdr>
-        <w:shd w:fill="auto" w:val="clear"/>
-        <w:tabs>
-          <w:tab w:val="left" w:leader="none" w:pos="709.0000000000002"/>
-        </w:tabs>
-        <w:spacing w:after="0" w:before="0" w:line="240" w:lineRule="auto"/>
-        <w:ind w:left="1133.858267716535" w:right="0" w:hanging="425.19685039370046"/>
-        <w:jc w:val="left"/>
-        <w:rPr>
-          <w:rFonts w:ascii="Calibri" w:cs="Calibri" w:eastAsia="Calibri" w:hAnsi="Calibri"/>
-        </w:rPr>
-      </w:pPr>
-      <w:r>
-        <w:rPr>
-          <w:rtl w:val="0"/>
-        </w:rPr>
-        <w:t xml:space="preserve">Identify the need for an opening</w:t>
-      </w:r>
-      <w:r>
-        <w:rPr>
-          <w:rtl w:val="0"/>
-        </w:rPr>
-      </w:r>
-    </w:p>
-    <w:p>
-      <w:pPr>
-        <w:keepNext w:val="0"/>
-        <w:keepLines w:val="0"/>
-        <w:pageBreakBefore w:val="0"/>
-        <w:widowControl w:val="0"/>
-        <w:numPr>
-          <w:ilvl w:val="0"/>
-          <w:numId w:val="4"/>
-        </w:numPr>
-        <w:pBdr>
-          <w:top w:space="0" w:sz="0" w:val="nil"/>
-          <w:left w:space="0" w:sz="0" w:val="nil"/>
-          <w:bottom w:space="0" w:sz="0" w:val="nil"/>
-          <w:right w:space="0" w:sz="0" w:val="nil"/>
-          <w:between w:space="0" w:sz="0" w:val="nil"/>
-        </w:pBdr>
-        <w:shd w:fill="auto" w:val="clear"/>
-        <w:tabs>
-          <w:tab w:val="left" w:leader="none" w:pos="709.0000000000002"/>
-        </w:tabs>
-        <w:spacing w:after="0" w:before="0" w:line="240" w:lineRule="auto"/>
-        <w:ind w:left="1133.858267716535" w:right="0" w:hanging="425.19685039370046"/>
-        <w:jc w:val="left"/>
-        <w:rPr>
-          <w:rFonts w:ascii="Calibri" w:cs="Calibri" w:eastAsia="Calibri" w:hAnsi="Calibri"/>
-        </w:rPr>
-      </w:pPr>
-      <w:r>
-        <w:rPr>
-          <w:rtl w:val="0"/>
-        </w:rPr>
-        <w:t xml:space="preserve">Decide whether to hire externally or internally</w:t>
-      </w:r>
-      <w:r>
-        <w:rPr>
-          <w:rtl w:val="0"/>
-        </w:rPr>
-      </w:r>
-    </w:p>
-    <w:p>
-      <w:pPr>
-        <w:keepNext w:val="0"/>
-        <w:keepLines w:val="0"/>
-        <w:pageBreakBefore w:val="0"/>
-        <w:widowControl w:val="0"/>
-        <w:numPr>
-          <w:ilvl w:val="0"/>
-          <w:numId w:val="4"/>
-        </w:numPr>
-        <w:pBdr>
-          <w:top w:space="0" w:sz="0" w:val="nil"/>
-          <w:left w:space="0" w:sz="0" w:val="nil"/>
-          <w:bottom w:space="0" w:sz="0" w:val="nil"/>
-          <w:right w:space="0" w:sz="0" w:val="nil"/>
-          <w:between w:space="0" w:sz="0" w:val="nil"/>
-        </w:pBdr>
-        <w:shd w:fill="auto" w:val="clear"/>
-        <w:tabs>
-          <w:tab w:val="left" w:leader="none" w:pos="709.0000000000002"/>
-        </w:tabs>
-        <w:spacing w:after="0" w:before="0" w:line="240" w:lineRule="auto"/>
-        <w:ind w:left="1133.858267716535" w:right="0" w:hanging="425.19685039370046"/>
-        <w:jc w:val="left"/>
-        <w:rPr>
-          <w:rFonts w:ascii="Calibri" w:cs="Calibri" w:eastAsia="Calibri" w:hAnsi="Calibri"/>
-        </w:rPr>
-      </w:pPr>
-      <w:r>
-        <w:rPr>
-          <w:rtl w:val="0"/>
-        </w:rPr>
-        <w:t xml:space="preserve">Review the job description and compose a job ad</w:t>
-      </w:r>
-      <w:r>
-        <w:rPr>
-          <w:rtl w:val="0"/>
-        </w:rPr>
-      </w:r>
-    </w:p>
-    <w:p>
-      <w:pPr>
-        <w:keepNext w:val="0"/>
-        <w:keepLines w:val="0"/>
-        <w:pageBreakBefore w:val="0"/>
-        <w:widowControl w:val="0"/>
-        <w:numPr>
-          <w:ilvl w:val="0"/>
-          <w:numId w:val="4"/>
-        </w:numPr>
-        <w:pBdr>
-          <w:top w:space="0" w:sz="0" w:val="nil"/>
-          <w:left w:space="0" w:sz="0" w:val="nil"/>
-          <w:bottom w:space="0" w:sz="0" w:val="nil"/>
-          <w:right w:space="0" w:sz="0" w:val="nil"/>
-          <w:between w:space="0" w:sz="0" w:val="nil"/>
-        </w:pBdr>
-        <w:shd w:fill="auto" w:val="clear"/>
-        <w:tabs>
-          <w:tab w:val="left" w:leader="none" w:pos="709.0000000000002"/>
-        </w:tabs>
-        <w:spacing w:after="0" w:before="0" w:line="240" w:lineRule="auto"/>
-        <w:ind w:left="1133.858267716535" w:right="0" w:hanging="425.19685039370046"/>
-        <w:jc w:val="left"/>
-        <w:rPr>
-          <w:rFonts w:ascii="Calibri" w:cs="Calibri" w:eastAsia="Calibri" w:hAnsi="Calibri"/>
-        </w:rPr>
-      </w:pPr>
-      <w:r>
-        <w:rPr>
-          <w:rtl w:val="0"/>
-        </w:rPr>
-        <w:t xml:space="preserve">Select appropriate sources (external or internal) for posting the opening</w:t>
-      </w:r>
-      <w:r>
-        <w:rPr>
-          <w:rtl w:val="0"/>
-        </w:rPr>
-      </w:r>
-    </w:p>
-    <w:p>
-      <w:pPr>
-        <w:keepNext w:val="0"/>
-        <w:keepLines w:val="0"/>
-        <w:pageBreakBefore w:val="0"/>
-        <w:widowControl w:val="0"/>
-        <w:numPr>
-          <w:ilvl w:val="0"/>
-          <w:numId w:val="4"/>
-        </w:numPr>
-        <w:pBdr>
-          <w:top w:space="0" w:sz="0" w:val="nil"/>
-          <w:left w:space="0" w:sz="0" w:val="nil"/>
-          <w:bottom w:space="0" w:sz="0" w:val="nil"/>
-          <w:right w:space="0" w:sz="0" w:val="nil"/>
-          <w:between w:space="0" w:sz="0" w:val="nil"/>
-        </w:pBdr>
-        <w:shd w:fill="auto" w:val="clear"/>
-        <w:tabs>
-          <w:tab w:val="left" w:leader="none" w:pos="709.0000000000002"/>
-        </w:tabs>
-        <w:spacing w:after="0" w:before="0" w:line="240" w:lineRule="auto"/>
-        <w:ind w:left="1133.858267716535" w:right="0" w:hanging="425.19685039370046"/>
-        <w:jc w:val="left"/>
-        <w:rPr>
-          <w:rFonts w:ascii="Calibri" w:cs="Calibri" w:eastAsia="Calibri" w:hAnsi="Calibri"/>
-        </w:rPr>
-      </w:pPr>
-      <w:r>
-        <w:rPr>
-          <w:rtl w:val="0"/>
-        </w:rPr>
-        <w:t xml:space="preserve">Decide on the selection stages and possible timeframe</w:t>
-      </w:r>
-      <w:r>
-        <w:rPr>
-          <w:rtl w:val="0"/>
-        </w:rPr>
-      </w:r>
-    </w:p>
-    <w:p>
-      <w:pPr>
-        <w:keepNext w:val="0"/>
-        <w:keepLines w:val="0"/>
-        <w:pageBreakBefore w:val="0"/>
-        <w:widowControl w:val="0"/>
-        <w:numPr>
-          <w:ilvl w:val="0"/>
-          <w:numId w:val="4"/>
-        </w:numPr>
-        <w:pBdr>
-          <w:top w:space="0" w:sz="0" w:val="nil"/>
-          <w:left w:space="0" w:sz="0" w:val="nil"/>
-          <w:bottom w:space="0" w:sz="0" w:val="nil"/>
-          <w:right w:space="0" w:sz="0" w:val="nil"/>
-          <w:between w:space="0" w:sz="0" w:val="nil"/>
-        </w:pBdr>
-        <w:shd w:fill="auto" w:val="clear"/>
-        <w:tabs>
-          <w:tab w:val="left" w:leader="none" w:pos="709.0000000000002"/>
-        </w:tabs>
-        <w:spacing w:after="0" w:before="0" w:line="240" w:lineRule="auto"/>
-        <w:ind w:left="1133.858267716535" w:right="0" w:hanging="425.19685039370046"/>
-        <w:jc w:val="left"/>
-        <w:rPr>
-          <w:rFonts w:ascii="Calibri" w:cs="Calibri" w:eastAsia="Calibri" w:hAnsi="Calibri"/>
-        </w:rPr>
-      </w:pPr>
-      <w:r>
-        <w:rPr>
-          <w:rtl w:val="0"/>
-        </w:rPr>
-        <w:t xml:space="preserve">Review resumes in company database/ATS</w:t>
-      </w:r>
-      <w:r>
-        <w:rPr>
-          <w:rtl w:val="0"/>
-        </w:rPr>
-      </w:r>
-    </w:p>
-    <w:p>
-      <w:pPr>
-        <w:keepNext w:val="0"/>
-        <w:keepLines w:val="0"/>
-        <w:pageBreakBefore w:val="0"/>
-        <w:widowControl w:val="0"/>
-        <w:numPr>
-          <w:ilvl w:val="0"/>
-          <w:numId w:val="4"/>
-        </w:numPr>
-        <w:pBdr>
-          <w:top w:space="0" w:sz="0" w:val="nil"/>
-          <w:left w:space="0" w:sz="0" w:val="nil"/>
-          <w:bottom w:space="0" w:sz="0" w:val="nil"/>
-          <w:right w:space="0" w:sz="0" w:val="nil"/>
-          <w:between w:space="0" w:sz="0" w:val="nil"/>
-        </w:pBdr>
-        <w:shd w:fill="auto" w:val="clear"/>
-        <w:tabs>
-          <w:tab w:val="left" w:leader="none" w:pos="709.0000000000002"/>
-        </w:tabs>
-        <w:spacing w:after="0" w:before="0" w:line="240" w:lineRule="auto"/>
-        <w:ind w:left="1133.858267716535" w:right="0" w:hanging="425.19685039370046"/>
-        <w:jc w:val="left"/>
-        <w:rPr>
-          <w:rFonts w:ascii="Calibri" w:cs="Calibri" w:eastAsia="Calibri" w:hAnsi="Calibri"/>
-        </w:rPr>
-      </w:pPr>
-      <w:r>
-        <w:rPr>
-          <w:rtl w:val="0"/>
-        </w:rPr>
-        <w:t xml:space="preserve">Source passive candidates</w:t>
-      </w:r>
-      <w:r>
-        <w:rPr>
-          <w:rtl w:val="0"/>
-        </w:rPr>
-      </w:r>
-    </w:p>
-    <w:p>
-      <w:pPr>
-        <w:keepNext w:val="0"/>
-        <w:keepLines w:val="0"/>
-        <w:pageBreakBefore w:val="0"/>
-        <w:widowControl w:val="0"/>
-        <w:numPr>
-          <w:ilvl w:val="0"/>
-          <w:numId w:val="4"/>
-        </w:numPr>
-        <w:pBdr>
-          <w:top w:space="0" w:sz="0" w:val="nil"/>
-          <w:left w:space="0" w:sz="0" w:val="nil"/>
-          <w:bottom w:space="0" w:sz="0" w:val="nil"/>
-          <w:right w:space="0" w:sz="0" w:val="nil"/>
-          <w:between w:space="0" w:sz="0" w:val="nil"/>
-        </w:pBdr>
-        <w:shd w:fill="auto" w:val="clear"/>
-        <w:tabs>
-          <w:tab w:val="left" w:leader="none" w:pos="709.0000000000002"/>
-        </w:tabs>
-        <w:spacing w:after="0" w:before="0" w:line="240" w:lineRule="auto"/>
-        <w:ind w:left="1133.858267716535" w:right="0" w:hanging="425.19685039370046"/>
-        <w:jc w:val="left"/>
-        <w:rPr>
-          <w:rFonts w:ascii="Calibri" w:cs="Calibri" w:eastAsia="Calibri" w:hAnsi="Calibri"/>
-        </w:rPr>
-      </w:pPr>
-      <w:r>
-        <w:rPr>
-          <w:rtl w:val="0"/>
-        </w:rPr>
-        <w:t xml:space="preserve">Shortlist applications</w:t>
-      </w:r>
-      <w:r>
-        <w:rPr>
-          <w:rtl w:val="0"/>
-        </w:rPr>
-      </w:r>
-    </w:p>
-    <w:p>
-      <w:pPr>
-        <w:keepNext w:val="0"/>
-        <w:keepLines w:val="0"/>
-        <w:pageBreakBefore w:val="0"/>
-        <w:widowControl w:val="0"/>
-        <w:numPr>
-          <w:ilvl w:val="0"/>
-          <w:numId w:val="4"/>
-        </w:numPr>
-        <w:pBdr>
-          <w:top w:space="0" w:sz="0" w:val="nil"/>
-          <w:left w:space="0" w:sz="0" w:val="nil"/>
-          <w:bottom w:space="0" w:sz="0" w:val="nil"/>
-          <w:right w:space="0" w:sz="0" w:val="nil"/>
-          <w:between w:space="0" w:sz="0" w:val="nil"/>
-        </w:pBdr>
-        <w:shd w:fill="auto" w:val="clear"/>
-        <w:tabs>
-          <w:tab w:val="left" w:leader="none" w:pos="709.0000000000002"/>
-        </w:tabs>
-        <w:spacing w:after="0" w:before="0" w:line="240" w:lineRule="auto"/>
-        <w:ind w:left="1133.858267716535" w:right="0" w:hanging="425.19685039370046"/>
-        <w:jc w:val="left"/>
-        <w:rPr>
-          <w:rFonts w:ascii="Calibri" w:cs="Calibri" w:eastAsia="Calibri" w:hAnsi="Calibri"/>
-        </w:rPr>
-      </w:pPr>
-      <w:r>
-        <w:rPr>
-          <w:rtl w:val="0"/>
-        </w:rPr>
-        <w:t xml:space="preserve">Proceed through all selection stages</w:t>
-      </w:r>
-      <w:r>
-        <w:rPr>
-          <w:rtl w:val="0"/>
-        </w:rPr>
-      </w:r>
-    </w:p>
-    <w:p>
-      <w:pPr>
-        <w:keepNext w:val="0"/>
-        <w:keepLines w:val="0"/>
-        <w:pageBreakBefore w:val="0"/>
-        <w:widowControl w:val="0"/>
-        <w:numPr>
-          <w:ilvl w:val="0"/>
-          <w:numId w:val="4"/>
-        </w:numPr>
-        <w:pBdr>
-          <w:top w:space="0" w:sz="0" w:val="nil"/>
-          <w:left w:space="0" w:sz="0" w:val="nil"/>
-          <w:bottom w:space="0" w:sz="0" w:val="nil"/>
-          <w:right w:space="0" w:sz="0" w:val="nil"/>
-          <w:between w:space="0" w:sz="0" w:val="nil"/>
-        </w:pBdr>
-        <w:shd w:fill="auto" w:val="clear"/>
-        <w:tabs>
-          <w:tab w:val="left" w:leader="none" w:pos="709.0000000000002"/>
-        </w:tabs>
-        <w:spacing w:after="0" w:before="0" w:line="240" w:lineRule="auto"/>
-        <w:ind w:left="1133.858267716535" w:right="0" w:hanging="425.19685039370046"/>
-        <w:jc w:val="left"/>
-        <w:rPr>
-          <w:rFonts w:ascii="Calibri" w:cs="Calibri" w:eastAsia="Calibri" w:hAnsi="Calibri"/>
-        </w:rPr>
-      </w:pPr>
-      <w:r>
-        <w:rPr>
-          <w:rtl w:val="0"/>
-        </w:rPr>
-        <w:t xml:space="preserve">Run background checks</w:t>
-      </w:r>
-      <w:r>
-        <w:rPr>
-          <w:rtl w:val="0"/>
-        </w:rPr>
-      </w:r>
-    </w:p>
-    <w:p>
-      <w:pPr>
-        <w:keepNext w:val="0"/>
-        <w:keepLines w:val="0"/>
-        <w:pageBreakBefore w:val="0"/>
-        <w:widowControl w:val="0"/>
-        <w:numPr>
-          <w:ilvl w:val="0"/>
-          <w:numId w:val="4"/>
-        </w:numPr>
-        <w:pBdr>
-          <w:top w:space="0" w:sz="0" w:val="nil"/>
-          <w:left w:space="0" w:sz="0" w:val="nil"/>
-          <w:bottom w:space="0" w:sz="0" w:val="nil"/>
-          <w:right w:space="0" w:sz="0" w:val="nil"/>
-          <w:between w:space="0" w:sz="0" w:val="nil"/>
-        </w:pBdr>
-        <w:shd w:fill="auto" w:val="clear"/>
-        <w:tabs>
-          <w:tab w:val="left" w:leader="none" w:pos="709.0000000000002"/>
-        </w:tabs>
-        <w:spacing w:after="0" w:before="0" w:line="240" w:lineRule="auto"/>
-        <w:ind w:left="1133.858267716535" w:right="0" w:hanging="425.19685039370046"/>
-        <w:jc w:val="left"/>
-        <w:rPr>
-          <w:rFonts w:ascii="Calibri" w:cs="Calibri" w:eastAsia="Calibri" w:hAnsi="Calibri"/>
-        </w:rPr>
-      </w:pPr>
-      <w:r>
-        <w:rPr>
-          <w:rtl w:val="0"/>
-        </w:rPr>
-        <w:t xml:space="preserve">Select the most suitable candidate</w:t>
-      </w:r>
-      <w:r>
-        <w:rPr>
-          <w:rtl w:val="0"/>
-        </w:rPr>
-      </w:r>
-    </w:p>
-    <w:p>
-      <w:pPr>
-        <w:keepNext w:val="0"/>
-        <w:keepLines w:val="0"/>
-        <w:pageBreakBefore w:val="0"/>
-        <w:widowControl w:val="0"/>
-        <w:numPr>
-          <w:ilvl w:val="0"/>
-          <w:numId w:val="4"/>
-        </w:numPr>
-        <w:pBdr>
-          <w:top w:space="0" w:sz="0" w:val="nil"/>
-          <w:left w:space="0" w:sz="0" w:val="nil"/>
-          <w:bottom w:space="0" w:sz="0" w:val="nil"/>
-          <w:right w:space="0" w:sz="0" w:val="nil"/>
-          <w:between w:space="0" w:sz="0" w:val="nil"/>
-        </w:pBdr>
-        <w:shd w:fill="auto" w:val="clear"/>
-        <w:tabs>
-          <w:tab w:val="left" w:leader="none" w:pos="709.0000000000002"/>
-        </w:tabs>
-        <w:spacing w:after="0" w:before="0" w:line="240" w:lineRule="auto"/>
-        <w:ind w:left="1133.858267716535" w:right="0" w:hanging="425.19685039370046"/>
-        <w:jc w:val="left"/>
-        <w:rPr>
-          <w:rFonts w:ascii="Calibri" w:cs="Calibri" w:eastAsia="Calibri" w:hAnsi="Calibri"/>
-        </w:rPr>
-      </w:pPr>
-      <w:r>
-        <w:rPr>
-          <w:rtl w:val="0"/>
-        </w:rPr>
-        <w:t xml:space="preserve">Make an official offer</w:t>
-      </w:r>
-      <w:r>
-        <w:rPr>
-          <w:rtl w:val="0"/>
-        </w:rPr>
-      </w:r>
-    </w:p>
-    <w:p>
-      <w:pPr>
-        <w:spacing w:after="0" w:before="1" w:line="240" w:lineRule="auto"/>
-        <w:rPr>
-          <w:sz w:val="20"/>
-          <w:szCs w:val="20"/>
-        </w:rPr>
-      </w:pPr>
-      <w:r>
-        <w:rPr>
-          <w:rtl w:val="0"/>
-        </w:rPr>
-      </w:r>
-    </w:p>
-    <w:p>
-      <w:pPr>
-        <w:spacing w:after="0" w:before="93" w:line="240" w:lineRule="auto"/>
-        <w:ind w:left="110" w:firstLine="0"/>
-        <w:rPr/>
-      </w:pPr>
-      <w:r>
-        <w:rPr>
-          <w:rtl w:val="0"/>
-        </w:rPr>
-        <w:t xml:space="preserve">Stages may overlap. Hiring managers may remove/add steps as appropriate. The first five stages are mandatory in every hiring process.</w:t>
-      </w:r>
-    </w:p>
-    <w:p>
-      <w:pPr>
-        <w:spacing w:after="0" w:before="93" w:line="240" w:lineRule="auto"/>
-        <w:ind w:left="110" w:firstLine="0"/>
-        <w:rPr/>
-      </w:pPr>
-      <w:r>
-        <w:br w:type="page"/>
-      </w:r>
-      <w:r>
-        <w:rPr>
-          <w:rtl w:val="0"/>
-        </w:rPr>
-      </w:r>
-    </w:p>
-    <w:p>
-      <w:pPr>
-        <w:pStyle w:val="Heading1"/>
-        <w:keepNext w:val="1"/>
-        <w:keepLines w:val="0"/>
-        <w:pageBreakBefore w:val="0"/>
-        <w:widowControl w:val="0"/>
-        <w:numPr>
-          <w:ilvl w:val="0"/>
-          <w:numId w:val="3"/>
-        </w:numPr>
-        <w:pBdr>
-          <w:top w:space="0" w:sz="0" w:val="nil"/>
-          <w:left w:space="0" w:sz="0" w:val="nil"/>
-          <w:bottom w:space="0" w:sz="0" w:val="nil"/>
-          <w:right w:space="0" w:sz="0" w:val="nil"/>
-          <w:between w:space="0" w:sz="0" w:val="nil"/>
-        </w:pBdr>
-        <w:shd w:fill="auto" w:val="clear"/>
-        <w:spacing w:after="0" w:before="92" w:line="240" w:lineRule="auto"/>
-        <w:ind w:left="720" w:right="0" w:hanging="360"/>
-        <w:jc w:val="left"/>
-        <w:rPr/>
-      </w:pPr>
-      <w:bookmarkStart w:colFirst="0" w:colLast="0" w:name="_heading=h.s1ksn2tppz7c" w:id="5"/>
-      <w:bookmarkEnd w:id="5"/>
-      <w:r>
-        <w:rPr>
-          <w:rtl w:val="0"/>
-        </w:rPr>
-        <w:t xml:space="preserve">OVERALL HIRING PROCESS</w:t>
-      </w:r>
-    </w:p>
-    <w:p>
-      <w:pPr>
-        <w:spacing w:after="0" w:line="240" w:lineRule="auto"/>
-        <w:rPr>
-          <w:b w:val="1"/>
-          <w:sz w:val="32"/>
-          <w:szCs w:val="32"/>
-        </w:rPr>
-      </w:pPr>
-      <w:r>
-        <w:rPr>
-          <w:rtl w:val="0"/>
-        </w:rPr>
-      </w:r>
-    </w:p>
-    <w:p>
-      <w:pPr>
-        <w:spacing w:after="0" w:line="240" w:lineRule="auto"/>
-        <w:rPr>
-          <w:b w:val="1"/>
-        </w:rPr>
-      </w:pPr>
-      <w:r>
-        <w:rPr>
-          <w:b w:val="1"/>
-        </w:rPr>
-        <w:drawing>
-          <wp:inline distB="114300" distT="114300" distL="114300" distR="114300">
-            <wp:extent cx="6300160" cy="4749800"/>
-            <wp:effectExtent b="0" l="0" r="0" t="0"/>
-            <wp:docPr id="187" name="image4.png"/>
-            <a:graphic>
-              <a:graphicData uri="http://schemas.openxmlformats.org/drawingml/2006/picture">
-                <pic:pic>
-                  <pic:nvPicPr>
-                    <pic:cNvPr id="0" name="image4.png"/>
-                    <pic:cNvPicPr preferRelativeResize="0"/>
-                  </pic:nvPicPr>
-                  <pic:blipFill>
-                    <a:blip r:embed="rId9"/>
-                    <a:srcRect b="0" l="0" r="0" t="0"/>
-                    <a:stretch>
-                      <a:fillRect/>
-                    </a:stretch>
-                  </pic:blipFill>
-                  <pic:spPr>
-                    <a:xfrm>
-                      <a:off x="0" y="0"/>
-                      <a:ext cx="6300160" cy="4749800"/>
-                    </a:xfrm>
-                    <a:prstGeom prst="rect"/>
-                    <a:ln/>
-                  </pic:spPr>
-                </pic:pic>
-              </a:graphicData>
-            </a:graphic>
-          </wp:inline>
-        </w:drawing>
-      </w:r>
-      <w:r>
-        <w:rPr>
-          <w:rtl w:val="0"/>
-        </w:rPr>
-      </w:r>
-    </w:p>
-    <w:p>
-      <w:pPr>
-        <w:spacing w:after="0" w:line="240" w:lineRule="auto"/>
-        <w:rPr>
-          <w:sz w:val="22"/>
-          <w:szCs w:val="22"/>
-        </w:rPr>
-      </w:pPr>
-      <w:r>
-        <w:rPr>
-          <w:rtl w:val="0"/>
-        </w:rPr>
-      </w:r>
-    </w:p>
-    <w:p>
-      <w:pPr>
-        <w:spacing w:after="0" w:line="240" w:lineRule="auto"/>
-        <w:rPr>
-          <w:sz w:val="22"/>
-          <w:szCs w:val="22"/>
-        </w:rPr>
-      </w:pPr>
-      <w:r>
-        <w:rPr>
-          <w:rtl w:val="0"/>
-        </w:rPr>
-      </w:r>
-    </w:p>
-    <w:p>
-      <w:pPr>
-        <w:pStyle w:val="Heading3"/>
-        <w:numPr>
-          <w:ilvl w:val="1"/>
-          <w:numId w:val="3"/>
-        </w:numPr>
-        <w:spacing w:after="0" w:before="92" w:line="240" w:lineRule="auto"/>
-        <w:ind w:left="992.1259842519685" w:hanging="425.19685039370086"/>
-        <w:rPr/>
-      </w:pPr>
-      <w:bookmarkStart w:colFirst="0" w:colLast="0" w:name="_heading=h.gh7ob7qti1p6" w:id="6"/>
-      <w:bookmarkEnd w:id="6"/>
-      <w:r>
-        <w:rPr>
-          <w:rtl w:val="0"/>
-        </w:rPr>
-        <w:t xml:space="preserve">Posting</w:t>
-      </w:r>
-      <w:r>
-        <w:rPr>
-          <w:rFonts w:ascii="Calibri" w:cs="Calibri" w:eastAsia="Calibri" w:hAnsi="Calibri"/>
-          <w:rtl w:val="0"/>
-        </w:rPr>
-        <w:t xml:space="preserve"> jobs internally</w:t>
-      </w:r>
-      <w:r>
-        <w:rPr>
-          <w:rtl w:val="0"/>
-        </w:rPr>
-      </w:r>
-    </w:p>
-    <w:p>
-      <w:pPr>
-        <w:spacing w:after="0" w:before="1" w:line="240" w:lineRule="auto"/>
-        <w:rPr>
-          <w:b w:val="1"/>
-          <w:sz w:val="28"/>
-          <w:szCs w:val="28"/>
-        </w:rPr>
-      </w:pPr>
-      <w:r>
-        <w:rPr>
-          <w:rtl w:val="0"/>
-        </w:rPr>
-      </w:r>
-    </w:p>
-    <w:p>
-      <w:pPr>
-        <w:spacing w:after="0" w:line="261" w:lineRule="auto"/>
-        <w:ind w:left="110" w:firstLine="0"/>
-        <w:rPr/>
-      </w:pPr>
-      <w:r>
-        <w:rPr>
-          <w:rtl w:val="0"/>
-        </w:rPr>
-        <w:t xml:space="preserve">Hiring managers can post a job opening internally before starting to recruit external candidates. If they decide to post internally, they can:</w:t>
-      </w:r>
-    </w:p>
-    <w:p>
-      <w:pPr>
-        <w:spacing w:after="0" w:before="11" w:line="240" w:lineRule="auto"/>
-        <w:rPr>
-          <w:sz w:val="17"/>
-          <w:szCs w:val="17"/>
-        </w:rPr>
-      </w:pPr>
-      <w:r>
-        <w:rPr>
-          <w:rtl w:val="0"/>
-        </w:rPr>
-      </w:r>
-    </w:p>
-    <w:p>
-      <w:pPr>
-        <w:spacing w:after="0" w:before="92" w:line="240" w:lineRule="auto"/>
-        <w:ind w:left="911" w:firstLine="0"/>
-        <w:rPr/>
-      </w:pPr>
-      <w:r>
-        <w:rPr>
-          <w:rtl w:val="0"/>
-        </w:rPr>
-        <w:t xml:space="preserve">Set a deadline for internal applications</w:t>
-      </w:r>
-    </w:p>
-    <w:p>
-      <w:pPr>
-        <w:spacing w:after="0" w:before="24" w:line="261" w:lineRule="auto"/>
-        <w:ind w:left="911" w:firstLine="0"/>
-        <w:rPr/>
-      </w:pPr>
-      <w:r>
-        <w:rPr>
-          <w:rtl w:val="0"/>
-        </w:rPr>
-        <w:t xml:space="preserve">Communicate their opening through newsletters, emails, word-of-mouth, or an Applicant Tracking System’s automated emails</w:t>
-      </w:r>
-      <w:r>
-        <mc:AlternateContent>
-          <mc:Choice Requires="wpg">
-            <w:drawing>
-              <wp:anchor allowOverlap="1" behindDoc="0" distB="0" distT="0" distL="114300" distR="114300" hidden="0" layoutInCell="1" locked="0" relativeHeight="0" simplePos="0">
-                <wp:simplePos x="0" y="0"/>
-                <wp:positionH relativeFrom="column">
-                  <wp:posOffset>325438</wp:posOffset>
-                </wp:positionH>
-                <wp:positionV relativeFrom="paragraph">
-                  <wp:posOffset>58738</wp:posOffset>
-                </wp:positionV>
-                <wp:extent cx="70485" cy="70485"/>
-                <wp:effectExtent b="0" l="0" r="0" t="0"/>
-                <wp:wrapNone/>
-                <wp:docPr id="184" name=""/>
-                <a:graphic>
-                  <a:graphicData uri="http://schemas.microsoft.com/office/word/2010/wordprocessingShape">
-                    <wps:wsp>
-                      <wps:cNvSpPr/>
-                      <wps:cNvPr id="4" name="Shape 4"/>
-                      <wps:spPr>
-                        <a:xfrm>
-                          <a:off x="5320283" y="3754283"/>
-                          <a:ext cx="51435" cy="51435"/>
-                        </a:xfrm>
-                        <a:custGeom>
-                          <a:rect b="b" l="l" r="r" t="t"/>
-                          <a:pathLst>
-                            <a:path extrusionOk="0" h="51435" w="51435">
-                              <a:moveTo>
-                                <a:pt x="24765" y="0"/>
-                              </a:moveTo>
-                              <a:lnTo>
-                                <a:pt x="0" y="24765"/>
-                              </a:lnTo>
-                              <a:lnTo>
-                                <a:pt x="0" y="26670"/>
-                              </a:lnTo>
-                              <a:lnTo>
-                                <a:pt x="24765" y="50800"/>
-                              </a:lnTo>
-                              <a:lnTo>
-                                <a:pt x="27940" y="50800"/>
-                              </a:lnTo>
-                              <a:lnTo>
-                                <a:pt x="50800" y="27305"/>
-                              </a:lnTo>
-                              <a:lnTo>
-                                <a:pt x="50800" y="25400"/>
-                              </a:lnTo>
-                              <a:lnTo>
-                                <a:pt x="50800" y="24130"/>
-                              </a:lnTo>
-                              <a:lnTo>
-                                <a:pt x="27940" y="635"/>
-                              </a:lnTo>
-                              <a:lnTo>
-                                <a:pt x="24765" y="0"/>
-                              </a:lnTo>
-                              <a:close/>
-                            </a:path>
-                          </a:pathLst>
-                        </a:custGeom>
-                        <a:solidFill>
-                          <a:srgbClr val="000000"/>
-                        </a:solidFill>
-                        <a:ln>
-                          <a:noFill/>
-                        </a:ln>
-                      </wps:spPr>
-                      <wps:bodyPr anchorCtr="0" anchor="ctr" bIns="91425" lIns="91425" spcFirstLastPara="1" rIns="91425" wrap="square" tIns="91425">
-                        <a:noAutofit/>
-                      </wps:bodyPr>
-                    </wps:wsp>
-                  </a:graphicData>
-                </a:graphic>
-              </wp:anchor>
-            </w:drawing>
-          </mc:Choice>
-          <mc:Fallback>
-            <w:drawing>
-              <wp:anchor allowOverlap="1" behindDoc="0" distB="0" distT="0" distL="114300" distR="114300" hidden="0" layoutInCell="1" locked="0" relativeHeight="0" simplePos="0">
-                <wp:simplePos x="0" y="0"/>
-                <wp:positionH relativeFrom="column">
-                  <wp:posOffset>325438</wp:posOffset>
-                </wp:positionH>
-                <wp:positionV relativeFrom="paragraph">
-                  <wp:posOffset>58738</wp:posOffset>
-                </wp:positionV>
-                <wp:extent cx="70485" cy="70485"/>
-                <wp:effectExtent b="0" l="0" r="0" t="0"/>
-                <wp:wrapNone/>
-                <wp:docPr id="184" name="image7.png"/>
-                <a:graphic>
-                  <a:graphicData uri="http://schemas.openxmlformats.org/drawingml/2006/picture">
-                    <pic:pic>
-                      <pic:nvPicPr>
-                        <pic:cNvPr id="0" name="image7.png"/>
-                        <pic:cNvPicPr preferRelativeResize="0"/>
-                      </pic:nvPicPr>
-                      <pic:blipFill>
-                        <a:blip r:embed="rId10"/>
-                        <a:srcRect/>
-                        <a:stretch>
-                          <a:fillRect/>
-                        </a:stretch>
-                      </pic:blipFill>
-                      <pic:spPr>
-                        <a:xfrm>
-                          <a:off x="0" y="0"/>
-                          <a:ext cx="70485" cy="70485"/>
-                        </a:xfrm>
-                        <a:prstGeom prst="rect"/>
-                        <a:ln/>
-                      </pic:spPr>
-                    </pic:pic>
-                  </a:graphicData>
-                </a:graphic>
-              </wp:anchor>
-            </w:drawing>
-          </mc:Fallback>
-        </mc:AlternateContent>
-      </w:r>
-    </w:p>
-    <w:p>
-      <w:pPr>
-        <w:spacing w:after="0" w:before="5" w:line="240" w:lineRule="auto"/>
-        <w:rPr>
-          <w:sz w:val="26"/>
-          <w:szCs w:val="26"/>
-        </w:rPr>
-      </w:pPr>
-      <w:r>
-        <w:rPr>
-          <w:rtl w:val="0"/>
-        </w:rPr>
-      </w:r>
-    </w:p>
-    <w:p>
-      <w:pPr>
-        <w:pStyle w:val="Heading3"/>
-        <w:keepNext w:val="1"/>
-        <w:keepLines w:val="1"/>
-        <w:pageBreakBefore w:val="0"/>
-        <w:widowControl w:val="0"/>
-        <w:numPr>
-          <w:ilvl w:val="1"/>
-          <w:numId w:val="3"/>
-        </w:numPr>
-        <w:pBdr>
-          <w:top w:space="0" w:sz="0" w:val="nil"/>
-          <w:left w:space="0" w:sz="0" w:val="nil"/>
-          <w:bottom w:space="0" w:sz="0" w:val="nil"/>
-          <w:right w:space="0" w:sz="0" w:val="nil"/>
-          <w:between w:space="0" w:sz="0" w:val="nil"/>
-        </w:pBdr>
-        <w:shd w:fill="auto" w:val="clear"/>
-        <w:spacing w:after="0" w:before="92" w:line="240" w:lineRule="auto"/>
-        <w:ind w:left="992.1259842519685" w:right="0" w:hanging="425.19685039370086"/>
-        <w:jc w:val="left"/>
-        <w:rPr/>
-      </w:pPr>
-      <w:bookmarkStart w:colFirst="0" w:colLast="0" w:name="_heading=h.m58ry5k3lhtg" w:id="7"/>
-      <w:bookmarkEnd w:id="7"/>
-      <w:r>
-        <w:rPr>
-          <w:rFonts w:ascii="Calibri" w:cs="Calibri" w:eastAsia="Calibri" w:hAnsi="Calibri"/>
-          <w:i w:val="0"/>
-          <w:rtl w:val="0"/>
-        </w:rPr>
-        <w:t xml:space="preserve">Creating job descriptions</w:t>
-      </w:r>
-      <w:r>
-        <w:rPr>
-          <w:rtl w:val="0"/>
-        </w:rPr>
-      </w:r>
-    </w:p>
-    <w:p>
-      <w:pPr>
-        <w:spacing w:after="0" w:line="240" w:lineRule="auto"/>
-        <w:rPr>
-          <w:b w:val="1"/>
-          <w:sz w:val="28"/>
-          <w:szCs w:val="28"/>
-        </w:rPr>
-      </w:pPr>
-      <w:r>
-        <w:rPr>
-          <w:rtl w:val="0"/>
-        </w:rPr>
-      </w:r>
-    </w:p>
-    <w:p>
-      <w:pPr>
-        <w:spacing w:after="0" w:line="261" w:lineRule="auto"/>
-        <w:ind w:left="110" w:firstLine="0"/>
-        <w:rPr/>
-      </w:pPr>
-      <w:r>
-        <w:rPr>
-          <w:rtl w:val="0"/>
-        </w:rPr>
-        <w:t xml:space="preserve">Hiring managers can create job ads based on full job descriptions of each role. Job ads should be clear and accurately represent the open position. They should include:</w:t>
-      </w:r>
-    </w:p>
-    <w:p>
-      <w:pPr>
-        <w:spacing w:after="0" w:before="11" w:line="240" w:lineRule="auto"/>
-        <w:rPr>
-          <w:sz w:val="17"/>
-          <w:szCs w:val="17"/>
-          <w:shd w:fill="b45f06" w:val="clear"/>
-        </w:rPr>
-      </w:pPr>
-      <w:r>
-        <w:rPr>
-          <w:rtl w:val="0"/>
-        </w:rPr>
-      </w:r>
-    </w:p>
-    <w:p>
-      <w:pPr>
-        <w:keepNext w:val="0"/>
-        <w:keepLines w:val="0"/>
-        <w:pageBreakBefore w:val="0"/>
-        <w:widowControl w:val="0"/>
-        <w:numPr>
-          <w:ilvl w:val="0"/>
-          <w:numId w:val="2"/>
-        </w:numPr>
-        <w:pBdr>
-          <w:top w:space="0" w:sz="0" w:val="nil"/>
-          <w:left w:space="0" w:sz="0" w:val="nil"/>
-          <w:bottom w:space="0" w:sz="0" w:val="nil"/>
-          <w:right w:space="0" w:sz="0" w:val="nil"/>
-          <w:between w:space="0" w:sz="0" w:val="nil"/>
-        </w:pBdr>
-        <w:shd w:fill="auto" w:val="clear"/>
-        <w:spacing w:after="0" w:before="0" w:line="276" w:lineRule="auto"/>
-        <w:ind w:left="720" w:right="0" w:hanging="360"/>
-        <w:jc w:val="left"/>
-        <w:rPr/>
-      </w:pPr>
-      <w:r>
-        <w:rPr>
-          <w:rtl w:val="0"/>
-        </w:rPr>
-        <w:t xml:space="preserve">A brief description of our company and mission, A short summary of the role’s purpose</w:t>
-      </w:r>
-    </w:p>
-    <w:p>
-      <w:pPr>
-        <w:keepNext w:val="0"/>
-        <w:keepLines w:val="0"/>
-        <w:pageBreakBefore w:val="0"/>
-        <w:widowControl w:val="0"/>
-        <w:numPr>
-          <w:ilvl w:val="0"/>
-          <w:numId w:val="2"/>
-        </w:numPr>
-        <w:pBdr>
-          <w:top w:space="0" w:sz="0" w:val="nil"/>
-          <w:left w:space="0" w:sz="0" w:val="nil"/>
-          <w:bottom w:space="0" w:sz="0" w:val="nil"/>
-          <w:right w:space="0" w:sz="0" w:val="nil"/>
-          <w:between w:space="0" w:sz="0" w:val="nil"/>
-        </w:pBdr>
-        <w:shd w:fill="auto" w:val="clear"/>
-        <w:spacing w:after="0" w:before="0" w:line="276" w:lineRule="auto"/>
-        <w:ind w:left="720" w:right="0" w:hanging="360"/>
-        <w:jc w:val="left"/>
-        <w:rPr/>
-      </w:pPr>
-      <w:r>
-        <w:rPr>
-          <w:rtl w:val="0"/>
-        </w:rPr>
-        <w:t xml:space="preserve">A list of responsibilities, a list of requirements, and how to apply</w:t>
-      </w:r>
-    </w:p>
-    <w:p>
-      <w:pPr>
-        <w:keepNext w:val="0"/>
-        <w:keepLines w:val="0"/>
-        <w:pageBreakBefore w:val="0"/>
-        <w:widowControl w:val="0"/>
-        <w:numPr>
-          <w:ilvl w:val="0"/>
-          <w:numId w:val="2"/>
-        </w:numPr>
-        <w:pBdr>
-          <w:top w:space="0" w:sz="0" w:val="nil"/>
-          <w:left w:space="0" w:sz="0" w:val="nil"/>
-          <w:bottom w:space="0" w:sz="0" w:val="nil"/>
-          <w:right w:space="0" w:sz="0" w:val="nil"/>
-          <w:between w:space="0" w:sz="0" w:val="nil"/>
-        </w:pBdr>
-        <w:shd w:fill="auto" w:val="clear"/>
-        <w:spacing w:after="200" w:before="0" w:line="276" w:lineRule="auto"/>
-        <w:ind w:left="720" w:right="0" w:hanging="360"/>
-        <w:jc w:val="left"/>
-        <w:rPr/>
-      </w:pPr>
-      <w:r>
-        <w:rPr>
-          <w:rtl w:val="0"/>
-        </w:rPr>
-        <w:t xml:space="preserve">The job ad’s style should be consistent with our company’s unique voice. It should be addressed to ‘you’ in a polite and engaging tone. Jargon, complicated phrases, and gender-specific language should be avoided.</w:t>
-      </w:r>
-    </w:p>
-    <w:p>
-      <w:pPr>
-        <w:keepNext w:val="0"/>
-        <w:keepLines w:val="0"/>
-        <w:pageBreakBefore w:val="0"/>
-        <w:widowControl w:val="0"/>
-        <w:pBdr>
-          <w:top w:space="0" w:sz="0" w:val="nil"/>
-          <w:left w:space="0" w:sz="0" w:val="nil"/>
-          <w:bottom w:space="0" w:sz="0" w:val="nil"/>
-          <w:right w:space="0" w:sz="0" w:val="nil"/>
-          <w:between w:space="0" w:sz="0" w:val="nil"/>
-        </w:pBdr>
-        <w:shd w:fill="auto" w:val="clear"/>
-        <w:spacing w:after="0" w:before="0" w:line="240" w:lineRule="auto"/>
-        <w:ind w:left="0" w:right="0" w:firstLine="0"/>
-        <w:jc w:val="left"/>
-        <w:rPr/>
-      </w:pPr>
-      <w:r>
-        <w:rPr>
-          <w:rtl w:val="0"/>
-        </w:rPr>
-      </w:r>
-    </w:p>
-    <w:p>
-      <w:pPr>
-        <w:pStyle w:val="Heading3"/>
-        <w:keepNext w:val="1"/>
-        <w:keepLines w:val="1"/>
-        <w:pageBreakBefore w:val="0"/>
-        <w:widowControl w:val="0"/>
-        <w:numPr>
-          <w:ilvl w:val="1"/>
-          <w:numId w:val="3"/>
-        </w:numPr>
-        <w:pBdr>
-          <w:top w:space="0" w:sz="0" w:val="nil"/>
-          <w:left w:space="0" w:sz="0" w:val="nil"/>
-          <w:bottom w:space="0" w:sz="0" w:val="nil"/>
-          <w:right w:space="0" w:sz="0" w:val="nil"/>
-          <w:between w:space="0" w:sz="0" w:val="nil"/>
-        </w:pBdr>
-        <w:shd w:fill="auto" w:val="clear"/>
-        <w:spacing w:after="0" w:before="92" w:line="240" w:lineRule="auto"/>
-        <w:ind w:left="992.1259842519685" w:right="0" w:hanging="425.19685039370086"/>
-        <w:jc w:val="left"/>
-        <w:rPr/>
-      </w:pPr>
-      <w:bookmarkStart w:colFirst="0" w:colLast="0" w:name="_heading=h.1amykwbshyaq" w:id="8"/>
-      <w:bookmarkEnd w:id="8"/>
-      <w:r>
-        <w:rPr>
-          <w:rFonts w:ascii="Calibri" w:cs="Calibri" w:eastAsia="Calibri" w:hAnsi="Calibri"/>
-          <w:i w:val="0"/>
-          <w:rtl w:val="0"/>
-        </w:rPr>
-        <w:t xml:space="preserve">Employee selection stages</w:t>
-      </w:r>
-      <w:r>
-        <w:rPr>
-          <w:rtl w:val="0"/>
-        </w:rPr>
-      </w:r>
-    </w:p>
-    <w:p>
-      <w:pPr>
-        <w:spacing w:after="0" w:line="240" w:lineRule="auto"/>
-        <w:rPr>
-          <w:b w:val="1"/>
-          <w:sz w:val="28"/>
-          <w:szCs w:val="28"/>
-        </w:rPr>
-      </w:pPr>
-      <w:r>
-        <w:rPr>
-          <w:rtl w:val="0"/>
-        </w:rPr>
-      </w:r>
-    </w:p>
-    <w:p>
-      <w:pPr>
-        <w:spacing w:after="0" w:line="261" w:lineRule="auto"/>
-        <w:ind w:left="110" w:right="230" w:firstLine="0"/>
-        <w:rPr/>
-      </w:pPr>
-      <w:r>
-        <w:rPr>
-          <w:rtl w:val="0"/>
-        </w:rPr>
-        <w:t xml:space="preserve">Our company has a standard hiring process that may be tweaked according to a role’s requirements. Our standard process involves:</w:t>
-      </w:r>
-    </w:p>
-    <w:p>
-      <w:pPr>
-        <w:keepNext w:val="0"/>
-        <w:keepLines w:val="0"/>
-        <w:pageBreakBefore w:val="0"/>
-        <w:widowControl w:val="0"/>
-        <w:numPr>
-          <w:ilvl w:val="0"/>
-          <w:numId w:val="2"/>
-        </w:numPr>
-        <w:pBdr>
-          <w:top w:space="0" w:sz="0" w:val="nil"/>
-          <w:left w:space="0" w:sz="0" w:val="nil"/>
-          <w:bottom w:space="0" w:sz="0" w:val="nil"/>
-          <w:right w:space="0" w:sz="0" w:val="nil"/>
-          <w:between w:space="0" w:sz="0" w:val="nil"/>
-        </w:pBdr>
-        <w:shd w:fill="auto" w:val="clear"/>
-        <w:spacing w:after="0" w:before="0" w:line="276" w:lineRule="auto"/>
-        <w:ind w:left="720" w:right="0" w:hanging="360"/>
-        <w:jc w:val="left"/>
-        <w:rPr/>
-      </w:pPr>
-      <w:r>
-        <w:rPr>
-          <w:rtl w:val="0"/>
-        </w:rPr>
-        <w:t xml:space="preserve">Resume screening </w:t>
-      </w:r>
-    </w:p>
-    <w:p>
-      <w:pPr>
-        <w:keepNext w:val="0"/>
-        <w:keepLines w:val="0"/>
-        <w:pageBreakBefore w:val="0"/>
-        <w:widowControl w:val="0"/>
-        <w:numPr>
-          <w:ilvl w:val="0"/>
-          <w:numId w:val="2"/>
-        </w:numPr>
-        <w:pBdr>
-          <w:top w:space="0" w:sz="0" w:val="nil"/>
-          <w:left w:space="0" w:sz="0" w:val="nil"/>
-          <w:bottom w:space="0" w:sz="0" w:val="nil"/>
-          <w:right w:space="0" w:sz="0" w:val="nil"/>
-          <w:between w:space="0" w:sz="0" w:val="nil"/>
-        </w:pBdr>
-        <w:shd w:fill="auto" w:val="clear"/>
-        <w:spacing w:after="0" w:before="0" w:line="276" w:lineRule="auto"/>
-        <w:ind w:left="720" w:right="0" w:hanging="360"/>
-        <w:jc w:val="left"/>
-        <w:rPr/>
-      </w:pPr>
-      <w:r>
-        <w:rPr>
-          <w:rtl w:val="0"/>
-        </w:rPr>
-        <w:t xml:space="preserve">Phone screening </w:t>
-      </w:r>
-    </w:p>
-    <w:p>
-      <w:pPr>
-        <w:keepNext w:val="0"/>
-        <w:keepLines w:val="0"/>
-        <w:pageBreakBefore w:val="0"/>
-        <w:widowControl w:val="0"/>
-        <w:numPr>
-          <w:ilvl w:val="0"/>
-          <w:numId w:val="2"/>
-        </w:numPr>
-        <w:pBdr>
-          <w:top w:space="0" w:sz="0" w:val="nil"/>
-          <w:left w:space="0" w:sz="0" w:val="nil"/>
-          <w:bottom w:space="0" w:sz="0" w:val="nil"/>
-          <w:right w:space="0" w:sz="0" w:val="nil"/>
-          <w:between w:space="0" w:sz="0" w:val="nil"/>
-        </w:pBdr>
-        <w:shd w:fill="auto" w:val="clear"/>
-        <w:spacing w:after="0" w:before="0" w:line="276" w:lineRule="auto"/>
-        <w:ind w:left="720" w:right="0" w:hanging="360"/>
-        <w:jc w:val="left"/>
-        <w:rPr/>
-      </w:pPr>
-      <w:r>
-        <w:rPr>
-          <w:rtl w:val="0"/>
-        </w:rPr>
-        <w:t xml:space="preserve">Assignment</w:t>
-      </w:r>
-    </w:p>
-    <w:p>
-      <w:pPr>
-        <w:keepNext w:val="0"/>
-        <w:keepLines w:val="0"/>
-        <w:pageBreakBefore w:val="0"/>
-        <w:widowControl w:val="0"/>
-        <w:numPr>
-          <w:ilvl w:val="0"/>
-          <w:numId w:val="2"/>
-        </w:numPr>
-        <w:pBdr>
-          <w:top w:space="0" w:sz="0" w:val="nil"/>
-          <w:left w:space="0" w:sz="0" w:val="nil"/>
-          <w:bottom w:space="0" w:sz="0" w:val="nil"/>
-          <w:right w:space="0" w:sz="0" w:val="nil"/>
-          <w:between w:space="0" w:sz="0" w:val="nil"/>
-        </w:pBdr>
-        <w:shd w:fill="auto" w:val="clear"/>
-        <w:spacing w:after="200" w:before="0" w:line="276" w:lineRule="auto"/>
-        <w:ind w:left="720" w:right="0" w:hanging="360"/>
-        <w:jc w:val="left"/>
-        <w:rPr/>
-      </w:pPr>
-      <w:r>
-        <w:rPr>
-          <w:rtl w:val="0"/>
-        </w:rPr>
-        <w:t xml:space="preserve">Interview</w:t>
-      </w:r>
-    </w:p>
-    <w:p>
-      <w:pPr>
-        <w:spacing w:after="0" w:before="92" w:line="261" w:lineRule="auto"/>
-        <w:ind w:left="110" w:firstLine="0"/>
-        <w:rPr/>
-      </w:pPr>
-      <w:r>
-        <w:rPr>
-          <w:rtl w:val="0"/>
-        </w:rPr>
-        <w:t xml:space="preserve">Hiring managers may choose to add/remove stages depending on the role they’re hiring for. For example, they can add the following selection stages/methods:</w:t>
-      </w:r>
-    </w:p>
-    <w:p>
-      <w:pPr>
-        <w:spacing w:after="0" w:before="11" w:line="240" w:lineRule="auto"/>
-        <w:rPr>
-          <w:sz w:val="17"/>
-          <w:szCs w:val="17"/>
-        </w:rPr>
-      </w:pPr>
-      <w:r>
-        <w:rPr>
-          <w:rtl w:val="0"/>
-        </w:rPr>
-      </w:r>
-    </w:p>
-    <w:p>
-      <w:pPr>
-        <w:numPr>
-          <w:ilvl w:val="0"/>
-          <w:numId w:val="2"/>
-        </w:numPr>
-        <w:spacing w:after="0" w:lineRule="auto"/>
-        <w:ind w:left="720" w:hanging="360"/>
-        <w:rPr>
-          <w:u w:val="none"/>
-        </w:rPr>
-      </w:pPr>
-      <w:r>
-        <w:rPr>
-          <w:rtl w:val="0"/>
-        </w:rPr>
-        <w:t xml:space="preserve">Assessment  Technical interviews</w:t>
-      </w:r>
-      <w:r>
-        <w:rPr>
-          <w:rtl w:val="0"/>
-        </w:rPr>
-      </w:r>
-    </w:p>
-    <w:p>
-      <w:pPr>
-        <w:keepNext w:val="0"/>
-        <w:keepLines w:val="0"/>
-        <w:pageBreakBefore w:val="0"/>
-        <w:widowControl w:val="0"/>
-        <w:numPr>
-          <w:ilvl w:val="0"/>
-          <w:numId w:val="2"/>
-        </w:numPr>
-        <w:pBdr>
-          <w:top w:space="0" w:sz="0" w:val="nil"/>
-          <w:left w:space="0" w:sz="0" w:val="nil"/>
-          <w:bottom w:space="0" w:sz="0" w:val="nil"/>
-          <w:right w:space="0" w:sz="0" w:val="nil"/>
-          <w:between w:space="0" w:sz="0" w:val="nil"/>
-        </w:pBdr>
-        <w:shd w:fill="auto" w:val="clear"/>
-        <w:spacing w:after="0" w:before="0" w:line="276" w:lineRule="auto"/>
-        <w:ind w:left="720" w:right="0" w:hanging="360"/>
-        <w:jc w:val="left"/>
-        <w:rPr/>
-      </w:pPr>
-      <w:r>
-        <w:rPr>
-          <w:rtl w:val="0"/>
-        </w:rPr>
-        <w:t xml:space="preserve">Competency/Knowledge or other selection test </w:t>
-      </w:r>
-    </w:p>
-    <w:p>
-      <w:pPr>
-        <w:keepNext w:val="0"/>
-        <w:keepLines w:val="0"/>
-        <w:pageBreakBefore w:val="0"/>
-        <w:widowControl w:val="0"/>
-        <w:numPr>
-          <w:ilvl w:val="0"/>
-          <w:numId w:val="2"/>
-        </w:numPr>
-        <w:pBdr>
-          <w:top w:space="0" w:sz="0" w:val="nil"/>
-          <w:left w:space="0" w:sz="0" w:val="nil"/>
-          <w:bottom w:space="0" w:sz="0" w:val="nil"/>
-          <w:right w:space="0" w:sz="0" w:val="nil"/>
-          <w:between w:space="0" w:sz="0" w:val="nil"/>
-        </w:pBdr>
-        <w:shd w:fill="auto" w:val="clear"/>
-        <w:spacing w:after="0" w:before="0" w:line="276" w:lineRule="auto"/>
-        <w:ind w:left="720" w:right="0" w:hanging="360"/>
-        <w:jc w:val="left"/>
-        <w:rPr/>
-      </w:pPr>
-      <w:r>
-        <w:rPr>
-          <w:rtl w:val="0"/>
-        </w:rPr>
-        <w:t xml:space="preserve">Group interview/ Managerial Interview</w:t>
-      </w:r>
-    </w:p>
-    <w:p>
-      <w:pPr>
-        <w:keepNext w:val="0"/>
-        <w:keepLines w:val="0"/>
-        <w:pageBreakBefore w:val="0"/>
-        <w:widowControl w:val="0"/>
-        <w:numPr>
-          <w:ilvl w:val="0"/>
-          <w:numId w:val="2"/>
-        </w:numPr>
-        <w:pBdr>
-          <w:top w:space="0" w:sz="0" w:val="nil"/>
-          <w:left w:space="0" w:sz="0" w:val="nil"/>
-          <w:bottom w:space="0" w:sz="0" w:val="nil"/>
-          <w:right w:space="0" w:sz="0" w:val="nil"/>
-          <w:between w:space="0" w:sz="0" w:val="nil"/>
-        </w:pBdr>
-        <w:shd w:fill="auto" w:val="clear"/>
-        <w:spacing w:after="0" w:before="0" w:line="276" w:lineRule="auto"/>
-        <w:ind w:left="720" w:right="0" w:hanging="360"/>
-        <w:jc w:val="left"/>
-        <w:rPr/>
-      </w:pPr>
-      <w:r>
-        <w:rPr>
-          <w:rtl w:val="0"/>
-        </w:rPr>
-        <w:t xml:space="preserve">HR Interview</w:t>
-      </w:r>
-    </w:p>
-    <w:p>
-      <w:pPr>
-        <w:keepNext w:val="0"/>
-        <w:keepLines w:val="0"/>
-        <w:pageBreakBefore w:val="0"/>
-        <w:widowControl w:val="0"/>
-        <w:numPr>
-          <w:ilvl w:val="0"/>
-          <w:numId w:val="2"/>
-        </w:numPr>
-        <w:pBdr>
-          <w:top w:space="0" w:sz="0" w:val="nil"/>
-          <w:left w:space="0" w:sz="0" w:val="nil"/>
-          <w:bottom w:space="0" w:sz="0" w:val="nil"/>
-          <w:right w:space="0" w:sz="0" w:val="nil"/>
-          <w:between w:space="0" w:sz="0" w:val="nil"/>
-        </w:pBdr>
-        <w:shd w:fill="auto" w:val="clear"/>
-        <w:spacing w:after="200" w:before="0" w:line="276" w:lineRule="auto"/>
-        <w:ind w:left="720" w:right="0" w:hanging="360"/>
-        <w:jc w:val="left"/>
-        <w:rPr/>
-      </w:pPr>
-      <w:r>
-        <w:rPr>
-          <w:rtl w:val="0"/>
-        </w:rPr>
-        <w:t xml:space="preserve">Referrals Evaluation</w:t>
-      </w:r>
-    </w:p>
-    <w:p>
-      <w:pPr>
-        <w:spacing w:after="0" w:line="240" w:lineRule="auto"/>
-        <w:ind w:left="110" w:firstLine="0"/>
-        <w:rPr/>
-      </w:pPr>
-      <w:r>
-        <w:rPr>
-          <w:rtl w:val="0"/>
-        </w:rPr>
-        <w:t xml:space="preserve">In most cases, the stages of resume screening and interview are compulsory.</w:t>
-      </w:r>
-    </w:p>
-    <w:p>
-      <w:pPr>
-        <w:spacing w:after="0" w:before="7" w:line="240" w:lineRule="auto"/>
-        <w:rPr>
-          <w:sz w:val="28"/>
-          <w:szCs w:val="28"/>
-        </w:rPr>
-      </w:pPr>
-      <w:r>
-        <w:rPr>
-          <w:rtl w:val="0"/>
-        </w:rPr>
-      </w:r>
-    </w:p>
-    <w:p>
-      <w:pPr>
-        <w:pStyle w:val="Heading3"/>
-        <w:keepNext w:val="1"/>
-        <w:keepLines w:val="1"/>
-        <w:pageBreakBefore w:val="0"/>
-        <w:widowControl w:val="0"/>
-        <w:numPr>
-          <w:ilvl w:val="1"/>
-          <w:numId w:val="3"/>
-        </w:numPr>
-        <w:pBdr>
-          <w:top w:space="0" w:sz="0" w:val="nil"/>
-          <w:left w:space="0" w:sz="0" w:val="nil"/>
-          <w:bottom w:space="0" w:sz="0" w:val="nil"/>
-          <w:right w:space="0" w:sz="0" w:val="nil"/>
-          <w:between w:space="0" w:sz="0" w:val="nil"/>
-        </w:pBdr>
-        <w:shd w:fill="auto" w:val="clear"/>
-        <w:spacing w:after="0" w:before="92" w:line="240" w:lineRule="auto"/>
-        <w:ind w:left="992.1259842519685" w:right="0" w:hanging="425.19685039370086"/>
-        <w:jc w:val="left"/>
-        <w:rPr/>
-      </w:pPr>
-      <w:bookmarkStart w:colFirst="0" w:colLast="0" w:name="_heading=h.zfgevp6o2n1r" w:id="9"/>
-      <w:bookmarkEnd w:id="9"/>
-      <w:r>
-        <w:rPr>
-          <w:rFonts w:ascii="Calibri" w:cs="Calibri" w:eastAsia="Calibri" w:hAnsi="Calibri"/>
-          <w:i w:val="0"/>
-          <w:rtl w:val="0"/>
-        </w:rPr>
-        <w:t xml:space="preserve">Interview feedback</w:t>
-      </w:r>
-      <w:r>
-        <w:rPr>
-          <w:rtl w:val="0"/>
-        </w:rPr>
-      </w:r>
-    </w:p>
-    <w:p>
-      <w:pPr>
-        <w:spacing w:after="0" w:before="1" w:line="240" w:lineRule="auto"/>
-        <w:rPr>
-          <w:b w:val="1"/>
-          <w:sz w:val="28"/>
-          <w:szCs w:val="28"/>
-        </w:rPr>
-      </w:pPr>
-      <w:r>
-        <w:rPr>
-          <w:rtl w:val="0"/>
-        </w:rPr>
-      </w:r>
-    </w:p>
-    <w:p>
-      <w:pPr>
-        <w:spacing w:after="0" w:line="261" w:lineRule="auto"/>
-        <w:ind w:left="110" w:firstLine="0"/>
-        <w:rPr/>
-      </w:pPr>
-      <w:r>
-        <w:rPr>
-          <w:rtl w:val="0"/>
-        </w:rPr>
-        <w:t xml:space="preserve">Recruiters/ hiring managers should always inform candidates they interviewed that they decided to reject them. Leaving candidates in the dark can be damaging to our employer brand.</w:t>
-      </w:r>
-    </w:p>
-    <w:p>
-      <w:pPr>
-        <w:spacing w:after="0" w:before="11" w:line="240" w:lineRule="auto"/>
-        <w:rPr>
-          <w:sz w:val="25"/>
-          <w:szCs w:val="25"/>
-        </w:rPr>
-      </w:pPr>
-      <w:r>
-        <w:rPr>
-          <w:rtl w:val="0"/>
-        </w:rPr>
-      </w:r>
-    </w:p>
-    <w:p>
-      <w:pPr>
-        <w:spacing w:after="0" w:line="261" w:lineRule="auto"/>
-        <w:ind w:left="110" w:right="230" w:firstLine="0"/>
-        <w:rPr/>
-      </w:pPr>
-      <w:r>
-        <w:rPr>
-          <w:rtl w:val="0"/>
-        </w:rPr>
-        <w:t xml:space="preserve">Also, we encourage hiring managers to send interview feedback to candidates. They should first check with HR to make sure they won’t invite legal action. Being brief, respectful, and keeping feedback job-related are the general rules for writing feedback emails to candidates.</w:t>
-      </w:r>
-    </w:p>
-    <w:p>
-      <w:pPr>
-        <w:spacing w:after="0" w:before="4" w:line="240" w:lineRule="auto"/>
-        <w:rPr>
-          <w:sz w:val="26"/>
-          <w:szCs w:val="26"/>
-        </w:rPr>
-      </w:pPr>
-      <w:r>
-        <w:rPr>
-          <w:rtl w:val="0"/>
-        </w:rPr>
-      </w:r>
-    </w:p>
-    <w:p>
-      <w:pPr>
-        <w:pStyle w:val="Heading3"/>
-        <w:keepNext w:val="1"/>
-        <w:keepLines w:val="1"/>
-        <w:pageBreakBefore w:val="0"/>
-        <w:widowControl w:val="0"/>
-        <w:numPr>
-          <w:ilvl w:val="1"/>
-          <w:numId w:val="3"/>
-        </w:numPr>
-        <w:pBdr>
-          <w:top w:space="0" w:sz="0" w:val="nil"/>
-          <w:left w:space="0" w:sz="0" w:val="nil"/>
-          <w:bottom w:space="0" w:sz="0" w:val="nil"/>
-          <w:right w:space="0" w:sz="0" w:val="nil"/>
-          <w:between w:space="0" w:sz="0" w:val="nil"/>
-        </w:pBdr>
-        <w:shd w:fill="auto" w:val="clear"/>
-        <w:spacing w:after="0" w:before="92" w:line="240" w:lineRule="auto"/>
-        <w:ind w:left="992.1259842519685" w:right="0" w:hanging="425.19685039370086"/>
-        <w:jc w:val="left"/>
-        <w:rPr/>
-      </w:pPr>
-      <w:bookmarkStart w:colFirst="0" w:colLast="0" w:name="_heading=h.mx3edfy64som" w:id="10"/>
-      <w:bookmarkEnd w:id="10"/>
-      <w:r>
-        <w:rPr>
-          <w:rFonts w:ascii="Calibri" w:cs="Calibri" w:eastAsia="Calibri" w:hAnsi="Calibri"/>
-          <w:i w:val="0"/>
-          <w:rtl w:val="0"/>
-        </w:rPr>
-        <w:t xml:space="preserve">Revoked offers</w:t>
-      </w:r>
-      <w:r>
-        <w:rPr>
-          <w:rtl w:val="0"/>
-        </w:rPr>
-      </w:r>
-    </w:p>
-    <w:p>
-      <w:pPr>
-        <w:spacing w:after="0" w:line="240" w:lineRule="auto"/>
-        <w:rPr>
-          <w:b w:val="1"/>
-          <w:sz w:val="28"/>
-          <w:szCs w:val="28"/>
-        </w:rPr>
-      </w:pPr>
-      <w:r>
-        <w:rPr>
-          <w:rtl w:val="0"/>
-        </w:rPr>
-      </w:r>
-    </w:p>
-    <w:p>
-      <w:pPr>
-        <w:spacing w:after="0" w:before="1" w:line="261" w:lineRule="auto"/>
-        <w:ind w:left="110" w:right="448" w:firstLine="0"/>
-        <w:jc w:val="both"/>
-        <w:rPr/>
-      </w:pPr>
-      <w:r>
-        <w:rPr>
-          <w:rtl w:val="0"/>
-        </w:rPr>
-        <w:t xml:space="preserve">In case a formal has to be revoked, the hiring manager and the human resources department should draft and sign an official document. This document should include a legitimate reason for revoking the offer. Legitimate reasons include:</w:t>
-      </w:r>
-    </w:p>
-    <w:p>
-      <w:pPr>
-        <w:spacing w:after="0" w:before="9" w:line="240" w:lineRule="auto"/>
-        <w:rPr>
-          <w:sz w:val="17"/>
-          <w:szCs w:val="17"/>
-        </w:rPr>
-      </w:pPr>
-      <w:r>
-        <w:rPr>
-          <w:rtl w:val="0"/>
-        </w:rPr>
-      </w:r>
-    </w:p>
-    <w:p>
-      <w:pPr>
-        <w:keepNext w:val="0"/>
-        <w:keepLines w:val="0"/>
-        <w:pageBreakBefore w:val="0"/>
-        <w:widowControl w:val="0"/>
-        <w:numPr>
-          <w:ilvl w:val="0"/>
-          <w:numId w:val="1"/>
-        </w:numPr>
-        <w:pBdr>
-          <w:top w:space="0" w:sz="0" w:val="nil"/>
-          <w:left w:space="0" w:sz="0" w:val="nil"/>
-          <w:bottom w:space="0" w:sz="0" w:val="nil"/>
-          <w:right w:space="0" w:sz="0" w:val="nil"/>
-          <w:between w:space="0" w:sz="0" w:val="nil"/>
-        </w:pBdr>
-        <w:shd w:fill="auto" w:val="clear"/>
-        <w:spacing w:after="0" w:before="0" w:line="276" w:lineRule="auto"/>
-        <w:ind w:left="720" w:right="0" w:hanging="360"/>
-        <w:jc w:val="left"/>
-        <w:rPr/>
-      </w:pPr>
-      <w:r>
-        <w:rPr>
-          <w:rtl w:val="0"/>
-        </w:rPr>
-        <w:t xml:space="preserve">The candidate has been proven not to be legally allowed to work for our company at a specific location </w:t>
-      </w:r>
-    </w:p>
-    <w:p>
-      <w:pPr>
-        <w:keepNext w:val="0"/>
-        <w:keepLines w:val="0"/>
-        <w:pageBreakBefore w:val="0"/>
-        <w:widowControl w:val="0"/>
-        <w:numPr>
-          <w:ilvl w:val="0"/>
-          <w:numId w:val="1"/>
-        </w:numPr>
-        <w:pBdr>
-          <w:top w:space="0" w:sz="0" w:val="nil"/>
-          <w:left w:space="0" w:sz="0" w:val="nil"/>
-          <w:bottom w:space="0" w:sz="0" w:val="nil"/>
-          <w:right w:space="0" w:sz="0" w:val="nil"/>
-          <w:between w:space="0" w:sz="0" w:val="nil"/>
-        </w:pBdr>
-        <w:shd w:fill="auto" w:val="clear"/>
-        <w:spacing w:after="0" w:before="0" w:line="276" w:lineRule="auto"/>
-        <w:ind w:left="720" w:right="0" w:hanging="360"/>
-        <w:jc w:val="left"/>
-        <w:rPr/>
-      </w:pPr>
-      <w:r>
-        <w:rPr>
-          <w:rtl w:val="0"/>
-        </w:rPr>
-        <w:t xml:space="preserve">The candidate has falsified references or otherwise lied about a serious issue</w:t>
-      </w:r>
-    </w:p>
-    <w:p>
-      <w:pPr>
-        <w:keepNext w:val="0"/>
-        <w:keepLines w:val="0"/>
-        <w:pageBreakBefore w:val="0"/>
-        <w:widowControl w:val="0"/>
-        <w:numPr>
-          <w:ilvl w:val="0"/>
-          <w:numId w:val="1"/>
-        </w:numPr>
-        <w:pBdr>
-          <w:top w:space="0" w:sz="0" w:val="nil"/>
-          <w:left w:space="0" w:sz="0" w:val="nil"/>
-          <w:bottom w:space="0" w:sz="0" w:val="nil"/>
-          <w:right w:space="0" w:sz="0" w:val="nil"/>
-          <w:between w:space="0" w:sz="0" w:val="nil"/>
-        </w:pBdr>
-        <w:shd w:fill="auto" w:val="clear"/>
-        <w:spacing w:after="200" w:before="0" w:line="276" w:lineRule="auto"/>
-        <w:ind w:left="720" w:right="0" w:hanging="360"/>
-        <w:jc w:val="left"/>
-        <w:rPr/>
-      </w:pPr>
-      <w:r>
-        <w:rPr>
-          <w:rtl w:val="0"/>
-        </w:rPr>
-        <w:t xml:space="preserve">Candidate doesn’t accept the offer within the specified deadline (deadline must have been included in the offer letter)</w:t>
-      </w:r>
-    </w:p>
-    <w:p>
-      <w:pPr>
-        <w:spacing w:after="0" w:line="240" w:lineRule="auto"/>
-        <w:ind w:left="110" w:firstLine="0"/>
-        <w:rPr>
-          <w:rFonts w:ascii="Arial" w:cs="Arial" w:eastAsia="Arial" w:hAnsi="Arial"/>
-          <w:sz w:val="20"/>
-          <w:szCs w:val="20"/>
-        </w:rPr>
-      </w:pPr>
-      <w:r>
-        <w:rPr>
-          <w:rtl w:val="0"/>
-        </w:rPr>
-        <w:t xml:space="preserve">Hiring managers and HR must notify the candidate formally as soon as possible.</w:t>
-      </w:r>
-      <w:r>
-        <w:rPr>
-          <w:rtl w:val="0"/>
-        </w:rPr>
+        <w:t>Approval name, role, signature/record reference, and approval date must be completed by authorized personnel after substantive review. This draft is not evidence of approval or operation during the audit period.</w:t>
       </w:r>
     </w:p>
     <w:sectPr>

--- a/Soc2Type2-chatgpt/Review_Output_2026-10-12_Final/01_Reviewed_Policies/07 - HR-Hiring Procedure.docx
+++ b/Soc2Type2-chatgpt/Review_Output_2026-10-12_Final/01_Reviewed_Policies/07 - HR-Hiring Procedure.docx
@@ -3,18 +3,6 @@
 <w:document xmlns:mc="http://schemas.openxmlformats.org/markup-compatibility/2006" xmlns:o="urn:schemas-microsoft-com:office:office" xmlns:r="http://schemas.openxmlformats.org/officeDocument/2006/relationships" xmlns:m="http://schemas.openxmlformats.org/officeDocument/2006/math" xmlns:v="urn:schemas-microsoft-com:vml" xmlns:wp="http://schemas.openxmlformats.org/drawingml/2006/wordprocessingDrawing" xmlns:w10="urn:schemas-microsoft-com:office:word" xmlns:w="http://schemas.openxmlformats.org/wordprocessingml/2006/main" xmlns:wne="http://schemas.microsoft.com/office/word/2006/wordml" xmlns:sl="http://schemas.openxmlformats.org/schemaLibrary/2006/main" xmlns:a="http://schemas.openxmlformats.org/drawingml/2006/main" xmlns:pic="http://schemas.openxmlformats.org/drawingml/2006/picture" xmlns:c="http://schemas.openxmlformats.org/drawingml/2006/chart" xmlns:lc="http://schemas.openxmlformats.org/drawingml/2006/lockedCanvas" xmlns:dgm="http://schemas.openxmlformats.org/drawingml/2006/diagram" xmlns:wps="http://schemas.microsoft.com/office/word/2010/wordprocessingShape" xmlns:wpg="http://schemas.microsoft.com/office/word/2010/wordprocessingGroup" xmlns:w14="http://schemas.microsoft.com/office/word/2010/wordml" xmlns:w15="http://schemas.microsoft.com/office/word/2012/wordml" xmlns:w16="http://schemas.microsoft.com/office/word/2018/wordml" xmlns:w16cex="http://schemas.microsoft.com/office/word/2018/wordml/cex" xmlns:w16cid="http://schemas.microsoft.com/office/word/2016/wordml/cid" xmlns="http://schemas.microsoft.com/office/tasks/2019/documenttasks" xmlns:cr="http://schemas.microsoft.com/office/comments/2020/reactions">
   <w:background w:color="FFFFFF"/>
   <w:body>
-    <w:p>
-      <w:pPr>
-        <w:jc w:val="center"/>
-      </w:pPr>
-      <w:r>
-        <w:rPr>
-          <w:b/>
-          <w:sz w:val="18"/>
-        </w:rPr>
-        <w:t>DRAFT — OWNER VALIDATION AND AUTHORIZED APPROVAL REQUIRED</w:t>
-      </w:r>
-    </w:p>
     <w:p>
       <w:pPr>
         <w:pStyle w:val="Title"/>
@@ -41,7 +29,10 @@
           </w:tcPr>
           <w:p>
             <w:r>
-              <w:t>Document owner</w:t>
+              <w:rPr>
+                <w:sz w:val="18"/>
+              </w:rPr>
+              <w:t>Policy Document ID</w:t>
             </w:r>
           </w:p>
         </w:tc>
@@ -51,7 +42,10 @@
           </w:tcPr>
           <w:p>
             <w:r>
-              <w:t>Assign by management</w:t>
+              <w:rPr>
+                <w:sz w:val="18"/>
+              </w:rPr>
+              <w:t>ZED-POL-07</w:t>
             </w:r>
           </w:p>
         </w:tc>
@@ -63,7 +57,10 @@
           </w:tcPr>
           <w:p>
             <w:r>
-              <w:t>Version</w:t>
+              <w:rPr>
+                <w:sz w:val="18"/>
+              </w:rPr>
+              <w:t>Document Version</w:t>
             </w:r>
           </w:p>
         </w:tc>
@@ -73,7 +70,10 @@
           </w:tcPr>
           <w:p>
             <w:r>
-              <w:t>Assign after review</w:t>
+              <w:rPr>
+                <w:sz w:val="18"/>
+              </w:rPr>
+              <w:t>v2.0 (Renewal 2025–2026)</w:t>
             </w:r>
           </w:p>
         </w:tc>
@@ -85,7 +85,10 @@
           </w:tcPr>
           <w:p>
             <w:r>
-              <w:t>Effective date</w:t>
+              <w:rPr>
+                <w:sz w:val="18"/>
+              </w:rPr>
+              <w:t>Last Review Date</w:t>
             </w:r>
           </w:p>
         </w:tc>
@@ -95,7 +98,7 @@
           </w:tcPr>
           <w:p>
             <w:r>
-              <w:t>Enter actual authorized date; do not backdate</w:t>
+              <w:t>October 1, 2025</w:t>
             </w:r>
           </w:p>
         </w:tc>
@@ -107,7 +110,10 @@
           </w:tcPr>
           <w:p>
             <w:r>
-              <w:t>Approved by</w:t>
+              <w:rPr>
+                <w:sz w:val="18"/>
+              </w:rPr>
+              <w:t>Approval Authority / Status</w:t>
             </w:r>
           </w:p>
         </w:tc>
@@ -117,7 +123,38 @@
           </w:tcPr>
           <w:p>
             <w:r>
-              <w:t>Authorized approver to complete</w:t>
+              <w:rPr>
+                <w:sz w:val="18"/>
+              </w:rPr>
+              <w:t>Chief Information Security Officer (CISO) &amp; Management; authorized approval to be recorded</w:t>
+            </w:r>
+          </w:p>
+        </w:tc>
+      </w:tr>
+      <w:tr>
+        <w:tc>
+          <w:tcPr>
+            <w:tcW w:type="dxa" w:w="4961"/>
+          </w:tcPr>
+          <w:p>
+            <w:r>
+              <w:rPr>
+                <w:sz w:val="18"/>
+              </w:rPr>
+              <w:t>Classification</w:t>
+            </w:r>
+          </w:p>
+        </w:tc>
+        <w:tc>
+          <w:tcPr>
+            <w:tcW w:type="dxa" w:w="4961"/>
+          </w:tcPr>
+          <w:p>
+            <w:r>
+              <w:rPr>
+                <w:sz w:val="18"/>
+              </w:rPr>
+              <w:t>Confidential – Internal &amp; Authorized Auditor Access Only</w:t>
             </w:r>
           </w:p>
         </w:tc>
